--- a/RAC/16장/16장_실습문제_추가서술형_정답.docx
+++ b/RAC/16장/16장_실습문제_추가서술형_정답.docx
@@ -87,7 +87,21 @@
           <w:rFonts w:ascii="맑은 고딕" w:hAnsi="맑은 고딕" w:eastAsia="맑은 고딕"/>
           <w:sz w:val="21"/>
         </w:rPr>
-        <w:t>이벤트를 나르는 것은 ONS(Oracle Notification Service)다. 클러스터의 각 노드에서 도는 데몬이며 15장의 `srvctl status nodeapps` 출력에 이미 나왔다.</w:t>
+        <w:t xml:space="preserve">이벤트를 나르는 것은 ONS(Oracle Notification Service)다. 클러스터의 각 노드에서 도는 데몬이며 15장의 </w:t>
+      </w:r>
+      <w:r>
+        <w:rPr>
+          <w:rFonts w:ascii="Consolas" w:hAnsi="Consolas" w:eastAsia="Consolas" w:cs="Consolas"/>
+          <w:sz w:val="20"/>
+        </w:rPr>
+        <w:t xml:space="preserve">srvctl status nodeapps</w:t>
+      </w:r>
+      <w:r>
+        <w:rPr>
+          <w:rFonts w:ascii="맑은 고딕" w:hAnsi="맑은 고딕" w:eastAsia="맑은 고딕"/>
+          <w:sz w:val="21"/>
+        </w:rPr>
+        <w:t xml:space="preserve"> 출력에 이미 나왔다.</w:t>
       </w:r>
     </w:p>
     <w:p>
@@ -132,7 +146,63 @@
           <w:rFonts w:ascii="맑은 고딕" w:hAnsi="맑은 고딕" w:eastAsia="맑은 고딕"/>
           <w:sz w:val="21"/>
         </w:rPr>
-        <w:t>바인딩 주소가 결정적으로 다르다. `netstat -tlnp` 로 보면 6100 은 `127.0.0.1` 과 `::1` 에만 붙어 있고 6200 은 `:::` 다.</w:t>
+        <w:t xml:space="preserve">바인딩 주소가 결정적으로 다르다. </w:t>
+      </w:r>
+      <w:r>
+        <w:rPr>
+          <w:rFonts w:ascii="Consolas" w:hAnsi="Consolas" w:eastAsia="Consolas" w:cs="Consolas"/>
+          <w:sz w:val="20"/>
+        </w:rPr>
+        <w:t xml:space="preserve">netstat -tlnp</w:t>
+      </w:r>
+      <w:r>
+        <w:rPr>
+          <w:rFonts w:ascii="맑은 고딕" w:hAnsi="맑은 고딕" w:eastAsia="맑은 고딕"/>
+          <w:sz w:val="21"/>
+        </w:rPr>
+        <w:t xml:space="preserve"> 로 보면 6100 은 </w:t>
+      </w:r>
+      <w:r>
+        <w:rPr>
+          <w:rFonts w:ascii="Consolas" w:hAnsi="Consolas" w:eastAsia="Consolas" w:cs="Consolas"/>
+          <w:sz w:val="20"/>
+        </w:rPr>
+        <w:t xml:space="preserve">127.0.0.1</w:t>
+      </w:r>
+      <w:r>
+        <w:rPr>
+          <w:rFonts w:ascii="맑은 고딕" w:hAnsi="맑은 고딕" w:eastAsia="맑은 고딕"/>
+          <w:sz w:val="21"/>
+        </w:rPr>
+        <w:t xml:space="preserve"> 과 </w:t>
+      </w:r>
+      <w:r>
+        <w:rPr>
+          <w:rFonts w:ascii="Consolas" w:hAnsi="Consolas" w:eastAsia="Consolas" w:cs="Consolas"/>
+          <w:sz w:val="20"/>
+        </w:rPr>
+        <w:t xml:space="preserve">::1</w:t>
+      </w:r>
+      <w:r>
+        <w:rPr>
+          <w:rFonts w:ascii="맑은 고딕" w:hAnsi="맑은 고딕" w:eastAsia="맑은 고딕"/>
+          <w:sz w:val="21"/>
+        </w:rPr>
+        <w:t xml:space="preserve"> 에만 붙어 있고 6200 은 </w:t>
+      </w:r>
+      <w:r>
+        <w:rPr>
+          <w:rFonts w:ascii="Consolas" w:hAnsi="Consolas" w:eastAsia="Consolas" w:cs="Consolas"/>
+          <w:sz w:val="20"/>
+        </w:rPr>
+        <w:t xml:space="preserve">:::</w:t>
+      </w:r>
+      <w:r>
+        <w:rPr>
+          <w:rFonts w:ascii="맑은 고딕" w:hAnsi="맑은 고딕" w:eastAsia="맑은 고딕"/>
+          <w:sz w:val="21"/>
+        </w:rPr>
+        <w:t xml:space="preserve"> 다.</w:t>
       </w:r>
     </w:p>
     <w:p>
@@ -159,7 +229,21 @@
           <w:rFonts w:ascii="맑은 고딕" w:hAnsi="맑은 고딕" w:eastAsia="맑은 고딕"/>
           <w:sz w:val="21"/>
         </w:rPr>
-        <w:t>실습 랩의 값은 `srvctl config nodeapps -onsonly` 로 확인했으며 EM 포트 2016 도 함께 나오고 SSL 을 쓴다.</w:t>
+        <w:t xml:space="preserve">실습 랩의 값은 </w:t>
+      </w:r>
+      <w:r>
+        <w:rPr>
+          <w:rFonts w:ascii="Consolas" w:hAnsi="Consolas" w:eastAsia="Consolas" w:cs="Consolas"/>
+          <w:sz w:val="20"/>
+        </w:rPr>
+        <w:t xml:space="preserve">srvctl config nodeapps -onsonly</w:t>
+      </w:r>
+      <w:r>
+        <w:rPr>
+          <w:rFonts w:ascii="맑은 고딕" w:hAnsi="맑은 고딕" w:eastAsia="맑은 고딕"/>
+          <w:sz w:val="21"/>
+        </w:rPr>
+        <w:t xml:space="preserve"> 로 확인했으며 EM 포트 2016 도 함께 나오고 SSL 을 쓴다.</w:t>
       </w:r>
     </w:p>
     <w:p>
@@ -183,10 +267,31 @@
     <w:p>
       <w:r>
         <w:rPr>
-          <w:rFonts w:ascii="맑은 고딕" w:hAnsi="맑은 고딕" w:eastAsia="맑은 고딕"/>
-          <w:sz w:val="21"/>
-        </w:rPr>
-        <w:t>`ons.config` 는 CRS 에이전트가 만든 파일이다. 줄마다 `# line added by Agent` 주석이 붙어 있는 것이 그 증거다.</w:t>
+          <w:rFonts w:ascii="Consolas" w:hAnsi="Consolas" w:eastAsia="Consolas" w:cs="Consolas"/>
+          <w:sz w:val="20"/>
+        </w:rPr>
+        <w:t xml:space="preserve">ons.config</w:t>
+      </w:r>
+      <w:r>
+        <w:rPr>
+          <w:rFonts w:ascii="맑은 고딕" w:hAnsi="맑은 고딕" w:eastAsia="맑은 고딕"/>
+          <w:sz w:val="21"/>
+        </w:rPr>
+        <w:t xml:space="preserve"> 는 CRS 에이전트가 만든 파일이다. 줄마다 </w:t>
+      </w:r>
+      <w:r>
+        <w:rPr>
+          <w:rFonts w:ascii="Consolas" w:hAnsi="Consolas" w:eastAsia="Consolas" w:cs="Consolas"/>
+          <w:sz w:val="20"/>
+        </w:rPr>
+        <w:t xml:space="preserve"># line added by Agent</w:t>
+      </w:r>
+      <w:r>
+        <w:rPr>
+          <w:rFonts w:ascii="맑은 고딕" w:hAnsi="맑은 고딕" w:eastAsia="맑은 고딕"/>
+          <w:sz w:val="21"/>
+        </w:rPr>
+        <w:t xml:space="preserve"> 주석이 붙어 있는 것이 그 증거다.</w:t>
       </w:r>
     </w:p>
     <w:p>
@@ -195,43 +300,141 @@
           <w:rFonts w:ascii="맑은 고딕" w:hAnsi="맑은 고딕" w:eastAsia="맑은 고딕"/>
           <w:sz w:val="21"/>
         </w:rPr>
-        <w:t>그러므로 직접 고치면 안 된다. 에이전트가 다시 덮어쓴다. 바꾸려면 `srvctl modify nodeapps` 를 쓴다. 14장에서 자원 속성을 `crsctl modify` 로 바꿨던 것과 같은 원칙이다.</w:t>
+        <w:t xml:space="preserve">그러므로 직접 고치면 안 된다. 에이전트가 다시 덮어쓴다. 바꾸려면 </w:t>
+      </w:r>
+      <w:r>
+        <w:rPr>
+          <w:rFonts w:ascii="Consolas" w:hAnsi="Consolas" w:eastAsia="Consolas" w:cs="Consolas"/>
+          <w:sz w:val="20"/>
+        </w:rPr>
+        <w:t xml:space="preserve">srvctl modify nodeapps</w:t>
+      </w:r>
+      <w:r>
+        <w:rPr>
+          <w:rFonts w:ascii="맑은 고딕" w:hAnsi="맑은 고딕" w:eastAsia="맑은 고딕"/>
+          <w:sz w:val="21"/>
+        </w:rPr>
+        <w:t xml:space="preserve"> 를 쓴다. 14장에서 자원 속성을 </w:t>
+      </w:r>
+      <w:r>
+        <w:rPr>
+          <w:rFonts w:ascii="Consolas" w:hAnsi="Consolas" w:eastAsia="Consolas" w:cs="Consolas"/>
+          <w:sz w:val="20"/>
+        </w:rPr>
+        <w:t xml:space="preserve">crsctl modify</w:t>
+      </w:r>
+      <w:r>
+        <w:rPr>
+          <w:rFonts w:ascii="맑은 고딕" w:hAnsi="맑은 고딕" w:eastAsia="맑은 고딕"/>
+          <w:sz w:val="21"/>
+        </w:rPr>
+        <w:t xml:space="preserve"> 로 바꿨던 것과 같은 원칙이다.</w:t>
       </w:r>
     </w:p>
     <w:p>
       <w:r>
         <w:rPr>
-          <w:rFonts w:ascii="맑은 고딕" w:hAnsi="맑은 고딕" w:eastAsia="맑은 고딕"/>
-          <w:sz w:val="21"/>
-        </w:rPr>
-        <w:t>`localport=6100` 과 `remoteport=6200` 은 앞에서 본 두 포트다.</w:t>
+          <w:rFonts w:ascii="Consolas" w:hAnsi="Consolas" w:eastAsia="Consolas" w:cs="Consolas"/>
+          <w:sz w:val="20"/>
+        </w:rPr>
+        <w:t xml:space="preserve">localport=6100</w:t>
+      </w:r>
+      <w:r>
+        <w:rPr>
+          <w:rFonts w:ascii="맑은 고딕" w:hAnsi="맑은 고딕" w:eastAsia="맑은 고딕"/>
+          <w:sz w:val="21"/>
+        </w:rPr>
+        <w:t xml:space="preserve"> 과 </w:t>
+      </w:r>
+      <w:r>
+        <w:rPr>
+          <w:rFonts w:ascii="Consolas" w:hAnsi="Consolas" w:eastAsia="Consolas" w:cs="Consolas"/>
+          <w:sz w:val="20"/>
+        </w:rPr>
+        <w:t xml:space="preserve">remoteport=6200</w:t>
+      </w:r>
+      <w:r>
+        <w:rPr>
+          <w:rFonts w:ascii="맑은 고딕" w:hAnsi="맑은 고딕" w:eastAsia="맑은 고딕"/>
+          <w:sz w:val="21"/>
+        </w:rPr>
+        <w:t xml:space="preserve"> 은 앞에서 본 두 포트다.</w:t>
       </w:r>
     </w:p>
     <w:p>
       <w:r>
         <w:rPr>
-          <w:rFonts w:ascii="맑은 고딕" w:hAnsi="맑은 고딕" w:eastAsia="맑은 고딕"/>
-          <w:sz w:val="21"/>
-        </w:rPr>
-        <w:t>`nodes=rac1:6200,rac2:6200` 은 이 ONS 가 상대로 잡을 노드 목록이다. `onsctl debug` 의 Servers 절에 나타나는 목록의 근거이며 노드를 추가하면 자동으로 늘어난다.</w:t>
+          <w:rFonts w:ascii="Consolas" w:hAnsi="Consolas" w:eastAsia="Consolas" w:cs="Consolas"/>
+          <w:sz w:val="20"/>
+        </w:rPr>
+        <w:t xml:space="preserve">nodes=rac1:6200,rac2:6200</w:t>
+      </w:r>
+      <w:r>
+        <w:rPr>
+          <w:rFonts w:ascii="맑은 고딕" w:hAnsi="맑은 고딕" w:eastAsia="맑은 고딕"/>
+          <w:sz w:val="21"/>
+        </w:rPr>
+        <w:t xml:space="preserve"> 은 이 ONS 가 상대로 잡을 노드 목록이다. </w:t>
+      </w:r>
+      <w:r>
+        <w:rPr>
+          <w:rFonts w:ascii="Consolas" w:hAnsi="Consolas" w:eastAsia="Consolas" w:cs="Consolas"/>
+          <w:sz w:val="20"/>
+        </w:rPr>
+        <w:t xml:space="preserve">onsctl debug</w:t>
+      </w:r>
+      <w:r>
+        <w:rPr>
+          <w:rFonts w:ascii="맑은 고딕" w:hAnsi="맑은 고딕" w:eastAsia="맑은 고딕"/>
+          <w:sz w:val="21"/>
+        </w:rPr>
+        <w:t xml:space="preserve"> 의 Servers 절에 나타나는 목록의 근거이며 노드를 추가하면 자동으로 늘어난다.</w:t>
       </w:r>
     </w:p>
     <w:p>
       <w:r>
         <w:rPr>
-          <w:rFonts w:ascii="맑은 고딕" w:hAnsi="맑은 고딕" w:eastAsia="맑은 고딕"/>
-          <w:sz w:val="21"/>
-        </w:rPr>
-        <w:t>`walletfile=/u01/app/grid/crsdata/rac1/onswallet/` 는 SSL 통신에 쓰는 지갑 위치다. `srvctl config nodeapps -onsonly` 에서 Uses SSL true 였던 것과 짝을 이룬다.</w:t>
+          <w:rFonts w:ascii="Consolas" w:hAnsi="Consolas" w:eastAsia="Consolas" w:cs="Consolas"/>
+          <w:sz w:val="20"/>
+        </w:rPr>
+        <w:t xml:space="preserve">walletfile=/u01/app/grid/crsdata/rac1/onswallet/</w:t>
+      </w:r>
+      <w:r>
+        <w:rPr>
+          <w:rFonts w:ascii="맑은 고딕" w:hAnsi="맑은 고딕" w:eastAsia="맑은 고딕"/>
+          <w:sz w:val="21"/>
+        </w:rPr>
+        <w:t xml:space="preserve"> 는 SSL 통신에 쓰는 지갑 위치다. </w:t>
+      </w:r>
+      <w:r>
+        <w:rPr>
+          <w:rFonts w:ascii="Consolas" w:hAnsi="Consolas" w:eastAsia="Consolas" w:cs="Consolas"/>
+          <w:sz w:val="20"/>
+        </w:rPr>
+        <w:t xml:space="preserve">srvctl config nodeapps -onsonly</w:t>
+      </w:r>
+      <w:r>
+        <w:rPr>
+          <w:rFonts w:ascii="맑은 고딕" w:hAnsi="맑은 고딕" w:eastAsia="맑은 고딕"/>
+          <w:sz w:val="21"/>
+        </w:rPr>
+        <w:t xml:space="preserve"> 에서 Uses SSL true 였던 것과 짝을 이룬다.</w:t>
       </w:r>
     </w:p>
     <w:p>
       <w:r>
         <w:rPr>
-          <w:rFonts w:ascii="맑은 고딕" w:hAnsi="맑은 고딕" w:eastAsia="맑은 고딕"/>
-          <w:sz w:val="21"/>
-        </w:rPr>
-        <w:t>`allowpublish` 에는 두 노드의 IPv4 주소와 IPv4-mapped IPv6 주소만 적혀 있다. 이벤트를 발행할 수 있는 주소를 제한한 것이며 아무나 가짜 FAN 이벤트를 뿌릴 수 없게 한다.</w:t>
+          <w:rFonts w:ascii="Consolas" w:hAnsi="Consolas" w:eastAsia="Consolas" w:cs="Consolas"/>
+          <w:sz w:val="20"/>
+        </w:rPr>
+        <w:t xml:space="preserve">allowpublish</w:t>
+      </w:r>
+      <w:r>
+        <w:rPr>
+          <w:rFonts w:ascii="맑은 고딕" w:hAnsi="맑은 고딕" w:eastAsia="맑은 고딕"/>
+          <w:sz w:val="21"/>
+        </w:rPr>
+        <w:t xml:space="preserve"> 에는 두 노드의 IPv4 주소와 IPv4-mapped IPv6 주소만 적혀 있다. 이벤트를 발행할 수 있는 주소를 제한한 것이며 아무나 가짜 FAN 이벤트를 뿌릴 수 없게 한다.</w:t>
       </w:r>
     </w:p>
     <w:p>
@@ -255,19 +458,33 @@
     <w:p>
       <w:r>
         <w:rPr>
-          <w:rFonts w:ascii="맑은 고딕" w:hAnsi="맑은 고딕" w:eastAsia="맑은 고딕"/>
-          <w:sz w:val="21"/>
-        </w:rPr>
-        <w:t>`clbgoal` 은 접속을 맺는 순간에 작동한다. 리스너가 새 접속을 어느 인스턴스로 넘길지 정하는 기준이며 SHORT 와 LONG 두 값이 있다. LONG 은 세션 수를, SHORT 는 응답 시간을 본다. 기본값은 LONG 이다.</w:t>
+          <w:rFonts w:ascii="Consolas" w:hAnsi="Consolas" w:eastAsia="Consolas" w:cs="Consolas"/>
+          <w:sz w:val="20"/>
+        </w:rPr>
+        <w:t xml:space="preserve">clbgoal</w:t>
+      </w:r>
+      <w:r>
+        <w:rPr>
+          <w:rFonts w:ascii="맑은 고딕" w:hAnsi="맑은 고딕" w:eastAsia="맑은 고딕"/>
+          <w:sz w:val="21"/>
+        </w:rPr>
+        <w:t xml:space="preserve"> 은 접속을 맺는 순간에 작동한다. 리스너가 새 접속을 어느 인스턴스로 넘길지 정하는 기준이며 SHORT 와 LONG 두 값이 있다. LONG 은 세션 수를, SHORT 는 응답 시간을 본다. 기본값은 LONG 이다.</w:t>
       </w:r>
     </w:p>
     <w:p>
       <w:r>
         <w:rPr>
-          <w:rFonts w:ascii="맑은 고딕" w:hAnsi="맑은 고딕" w:eastAsia="맑은 고딕"/>
-          <w:sz w:val="21"/>
-        </w:rPr>
-        <w:t>`rlbgoal` 은 접속이 이미 있고 그중 하나를 고를 때 작동한다. 커넥션 풀이 여러 인스턴스에 접속을 열어 두었을 때 다음 요청에 어느 것을 쓸지 정하는 기준이다. NONE, SERVICE_TIME, THROUGHPUT 세 값이 있고 기본값은 NONE 이다.</w:t>
+          <w:rFonts w:ascii="Consolas" w:hAnsi="Consolas" w:eastAsia="Consolas" w:cs="Consolas"/>
+          <w:sz w:val="20"/>
+        </w:rPr>
+        <w:t xml:space="preserve">rlbgoal</w:t>
+      </w:r>
+      <w:r>
+        <w:rPr>
+          <w:rFonts w:ascii="맑은 고딕" w:hAnsi="맑은 고딕" w:eastAsia="맑은 고딕"/>
+          <w:sz w:val="21"/>
+        </w:rPr>
+        <w:t xml:space="preserve"> 은 접속이 이미 있고 그중 하나를 고를 때 작동한다. 커넥션 풀이 여러 인스턴스에 접속을 열어 두었을 때 다음 요청에 어느 것을 쓸지 정하는 기준이다. NONE, SERVICE_TIME, THROUGHPUT 세 값이 있고 기본값은 NONE 이다.</w:t>
       </w:r>
     </w:p>
     <w:p>
@@ -276,7 +493,21 @@
           <w:rFonts w:ascii="맑은 고딕" w:hAnsi="맑은 고딕" w:eastAsia="맑은 고딕"/>
           <w:sz w:val="21"/>
         </w:rPr>
-        <w:t>구조도 다르다. `rlbgoal` 을 켜면 데이터베이스가 인스턴스별 처리 능력을 계산해 FAN 이벤트로 클라이언트에 알리고 클라이언트가 그 값을 보고 고른다.</w:t>
+        <w:t xml:space="preserve">구조도 다르다. </w:t>
+      </w:r>
+      <w:r>
+        <w:rPr>
+          <w:rFonts w:ascii="Consolas" w:hAnsi="Consolas" w:eastAsia="Consolas" w:cs="Consolas"/>
+          <w:sz w:val="20"/>
+        </w:rPr>
+        <w:t xml:space="preserve">rlbgoal</w:t>
+      </w:r>
+      <w:r>
+        <w:rPr>
+          <w:rFonts w:ascii="맑은 고딕" w:hAnsi="맑은 고딕" w:eastAsia="맑은 고딕"/>
+          <w:sz w:val="21"/>
+        </w:rPr>
+        <w:t xml:space="preserve"> 을 켜면 데이터베이스가 인스턴스별 처리 능력을 계산해 FAN 이벤트로 클라이언트에 알리고 클라이언트가 그 값을 보고 고른다.</w:t>
       </w:r>
     </w:p>
     <w:p>
@@ -285,16 +516,37 @@
           <w:rFonts w:ascii="맑은 고딕" w:hAnsi="맑은 고딕" w:eastAsia="맑은 고딕"/>
           <w:sz w:val="21"/>
         </w:rPr>
-        <w:t>측정 도구가 다르다. `clbgoal` 은 접속 시점에 작동하므로 SQL*Plus 로 여러 번 붙어 인스턴스 분포를 세면 관찰할 수 있다.</w:t>
+        <w:t xml:space="preserve">측정 도구가 다르다. </w:t>
+      </w:r>
+      <w:r>
+        <w:rPr>
+          <w:rFonts w:ascii="Consolas" w:hAnsi="Consolas" w:eastAsia="Consolas" w:cs="Consolas"/>
+          <w:sz w:val="20"/>
+        </w:rPr>
+        <w:t xml:space="preserve">clbgoal</w:t>
+      </w:r>
+      <w:r>
+        <w:rPr>
+          <w:rFonts w:ascii="맑은 고딕" w:hAnsi="맑은 고딕" w:eastAsia="맑은 고딕"/>
+          <w:sz w:val="21"/>
+        </w:rPr>
+        <w:t xml:space="preserve"> 은 접속 시점에 작동하므로 SQL*Plus 로 여러 번 붙어 인스턴스 분포를 세면 관찰할 수 있다.</w:t>
       </w:r>
     </w:p>
     <w:p>
       <w:r>
         <w:rPr>
-          <w:rFonts w:ascii="맑은 고딕" w:hAnsi="맑은 고딕" w:eastAsia="맑은 고딕"/>
-          <w:sz w:val="21"/>
-        </w:rPr>
-        <w:t>`rlbgoal` 은 이미 열린 접속 중에서 고르는 것이므로 커넥션 풀이 있어야 한다. SQL*Plus 로 붙었다 끊는 방식으로는 고를 접속이 없어 효과를 볼 수 없다.</w:t>
+          <w:rFonts w:ascii="Consolas" w:hAnsi="Consolas" w:eastAsia="Consolas" w:cs="Consolas"/>
+          <w:sz w:val="20"/>
+        </w:rPr>
+        <w:t xml:space="preserve">rlbgoal</w:t>
+      </w:r>
+      <w:r>
+        <w:rPr>
+          <w:rFonts w:ascii="맑은 고딕" w:hAnsi="맑은 고딕" w:eastAsia="맑은 고딕"/>
+          <w:sz w:val="21"/>
+        </w:rPr>
+        <w:t xml:space="preserve"> 은 이미 열린 접속 중에서 고르는 것이므로 커넥션 풀이 있어야 한다. SQL*Plus 로 붙었다 끊는 방식으로는 고를 접속이 없어 효과를 볼 수 없다.</w:t>
       </w:r>
     </w:p>
     <w:p>
@@ -303,7 +555,35 @@
           <w:rFonts w:ascii="맑은 고딕" w:hAnsi="맑은 고딕" w:eastAsia="맑은 고딕"/>
           <w:sz w:val="21"/>
         </w:rPr>
-        <w:t>이 랩에서 `rlbgoal` 에 대해 확인할 수 있는 것은 `V$SERVICEMETRIC` 의 GOODNESS 가 계산된다는 사실까지다. 그것을 클라이언트가 쓰는지는 커넥션 풀을 갖춘 애플리케이션이 있어야 잴 수 있다.</w:t>
+        <w:t xml:space="preserve">이 랩에서 </w:t>
+      </w:r>
+      <w:r>
+        <w:rPr>
+          <w:rFonts w:ascii="Consolas" w:hAnsi="Consolas" w:eastAsia="Consolas" w:cs="Consolas"/>
+          <w:sz w:val="20"/>
+        </w:rPr>
+        <w:t xml:space="preserve">rlbgoal</w:t>
+      </w:r>
+      <w:r>
+        <w:rPr>
+          <w:rFonts w:ascii="맑은 고딕" w:hAnsi="맑은 고딕" w:eastAsia="맑은 고딕"/>
+          <w:sz w:val="21"/>
+        </w:rPr>
+        <w:t xml:space="preserve"> 에 대해 확인할 수 있는 것은 </w:t>
+      </w:r>
+      <w:r>
+        <w:rPr>
+          <w:rFonts w:ascii="Consolas" w:hAnsi="Consolas" w:eastAsia="Consolas" w:cs="Consolas"/>
+          <w:sz w:val="20"/>
+        </w:rPr>
+        <w:t xml:space="preserve">V$SERVICEMETRIC</w:t>
+      </w:r>
+      <w:r>
+        <w:rPr>
+          <w:rFonts w:ascii="맑은 고딕" w:hAnsi="맑은 고딕" w:eastAsia="맑은 고딕"/>
+          <w:sz w:val="21"/>
+        </w:rPr>
+        <w:t xml:space="preserve"> 의 GOODNESS 가 계산된다는 사실까지다. 그것을 클라이언트가 쓰는지는 커넥션 풀을 갖춘 애플리케이션이 있어야 잴 수 있다.</w:t>
       </w:r>
     </w:p>
     <w:p>
@@ -330,7 +610,21 @@
           <w:rFonts w:ascii="맑은 고딕" w:hAnsi="맑은 고딕" w:eastAsia="맑은 고딕"/>
           <w:sz w:val="21"/>
         </w:rPr>
-        <w:t>실측에서 세 서비스를 나란히 조회했다. `rlbgoal` 을 SERVICE_TIME 으로 지정한 ch16_lb 만 GOODNESS 100, DELTA 100 이었고, NONE 인 ch16_ac 와 racdb 는 GOODNESS 0, DELTA 1 이었다.</w:t>
+        <w:t xml:space="preserve">실측에서 세 서비스를 나란히 조회했다. </w:t>
+      </w:r>
+      <w:r>
+        <w:rPr>
+          <w:rFonts w:ascii="Consolas" w:hAnsi="Consolas" w:eastAsia="Consolas" w:cs="Consolas"/>
+          <w:sz w:val="20"/>
+        </w:rPr>
+        <w:t xml:space="preserve">rlbgoal</w:t>
+      </w:r>
+      <w:r>
+        <w:rPr>
+          <w:rFonts w:ascii="맑은 고딕" w:hAnsi="맑은 고딕" w:eastAsia="맑은 고딕"/>
+          <w:sz w:val="21"/>
+        </w:rPr>
+        <w:t xml:space="preserve"> 을 SERVICE_TIME 으로 지정한 ch16_lb 만 GOODNESS 100, DELTA 100 이었고, NONE 인 ch16_ac 와 racdb 는 GOODNESS 0, DELTA 1 이었다.</w:t>
       </w:r>
     </w:p>
     <w:p>
@@ -339,7 +633,21 @@
           <w:rFonts w:ascii="맑은 고딕" w:hAnsi="맑은 고딕" w:eastAsia="맑은 고딕"/>
           <w:sz w:val="21"/>
         </w:rPr>
-        <w:t>그러므로 GOODNESS 0 은 "이 인스턴스가 나쁘다" 는 뜻이 아니라 "계산하지 않는다" 는 뜻이다. `rlbgoal` 을 켜지 않으면 권고 자체를 만들지 않는다.</w:t>
+        <w:t xml:space="preserve">그러므로 GOODNESS 0 은 "이 인스턴스가 나쁘다" 는 뜻이 아니라 "계산하지 않는다" 는 뜻이다. </w:t>
+      </w:r>
+      <w:r>
+        <w:rPr>
+          <w:rFonts w:ascii="Consolas" w:hAnsi="Consolas" w:eastAsia="Consolas" w:cs="Consolas"/>
+          <w:sz w:val="20"/>
+        </w:rPr>
+        <w:t xml:space="preserve">rlbgoal</w:t>
+      </w:r>
+      <w:r>
+        <w:rPr>
+          <w:rFonts w:ascii="맑은 고딕" w:hAnsi="맑은 고딕" w:eastAsia="맑은 고딕"/>
+          <w:sz w:val="21"/>
+        </w:rPr>
+        <w:t xml:space="preserve"> 을 켜지 않으면 권고 자체를 만들지 않는다.</w:t>
       </w:r>
     </w:p>
     <w:p>
@@ -366,7 +674,21 @@
           <w:rFonts w:ascii="맑은 고딕" w:hAnsi="맑은 고딕" w:eastAsia="맑은 고딕"/>
           <w:sz w:val="21"/>
         </w:rPr>
-        <w:t>반면 CPUPERCALL, DBTIMEPERCALL, CALLSPERSEC 는 `rlbgoal` 과 무관하게 항상 채워진다. racdb 서비스도 이 값들이 있었다. 권고를 만들지 않을 뿐 측정은 하고 있으므로 인스턴스별 부하 비교에 쓸 수 있다. 13장에서 redo size 로 편중을 봤던 것에 더할 지표다.</w:t>
+        <w:t xml:space="preserve">반면 CPUPERCALL, DBTIMEPERCALL, CALLSPERSEC 는 </w:t>
+      </w:r>
+      <w:r>
+        <w:rPr>
+          <w:rFonts w:ascii="Consolas" w:hAnsi="Consolas" w:eastAsia="Consolas" w:cs="Consolas"/>
+          <w:sz w:val="20"/>
+        </w:rPr>
+        <w:t xml:space="preserve">rlbgoal</w:t>
+      </w:r>
+      <w:r>
+        <w:rPr>
+          <w:rFonts w:ascii="맑은 고딕" w:hAnsi="맑은 고딕" w:eastAsia="맑은 고딕"/>
+          <w:sz w:val="21"/>
+        </w:rPr>
+        <w:t xml:space="preserve"> 과 무관하게 항상 채워진다. racdb 서비스도 이 값들이 있었다. 권고를 만들지 않을 뿐 측정은 하고 있으므로 인스턴스별 부하 비교에 쓸 수 있다. 13장에서 redo size 로 편중을 봤던 것에 더할 지표다.</w:t>
       </w:r>
     </w:p>
     <w:p>
@@ -420,7 +742,49 @@
           <w:rFonts w:ascii="맑은 고딕" w:hAnsi="맑은 고딕" w:eastAsia="맑은 고딕"/>
           <w:sz w:val="21"/>
         </w:rPr>
-        <w:t>첫 번째 장치는 `commit_outcome` 이다. 각 트랜잭션에 논리적 ID 를 붙여 두고 나중에 그 트랜잭션이 커밋되었는지 조회할 수 있게 한다. `DBMS_APP_CONT` 패키지의 `GET_LTXID_OUTCOME` 이 그 조회를 담당하며 실습 랩에서 패키지가 VALID 인 것을 확인했다.</w:t>
+        <w:t xml:space="preserve">첫 번째 장치는 </w:t>
+      </w:r>
+      <w:r>
+        <w:rPr>
+          <w:rFonts w:ascii="Consolas" w:hAnsi="Consolas" w:eastAsia="Consolas" w:cs="Consolas"/>
+          <w:sz w:val="20"/>
+        </w:rPr>
+        <w:t xml:space="preserve">commit_outcome</w:t>
+      </w:r>
+      <w:r>
+        <w:rPr>
+          <w:rFonts w:ascii="맑은 고딕" w:hAnsi="맑은 고딕" w:eastAsia="맑은 고딕"/>
+          <w:sz w:val="21"/>
+        </w:rPr>
+        <w:t xml:space="preserve"> 이다. 각 트랜잭션에 논리적 ID 를 붙여 두고 나중에 그 트랜잭션이 커밋되었는지 조회할 수 있게 한다. </w:t>
+      </w:r>
+      <w:r>
+        <w:rPr>
+          <w:rFonts w:ascii="Consolas" w:hAnsi="Consolas" w:eastAsia="Consolas" w:cs="Consolas"/>
+          <w:sz w:val="20"/>
+        </w:rPr>
+        <w:t xml:space="preserve">DBMS_APP_CONT</w:t>
+      </w:r>
+      <w:r>
+        <w:rPr>
+          <w:rFonts w:ascii="맑은 고딕" w:hAnsi="맑은 고딕" w:eastAsia="맑은 고딕"/>
+          <w:sz w:val="21"/>
+        </w:rPr>
+        <w:t xml:space="preserve"> 패키지의 </w:t>
+      </w:r>
+      <w:r>
+        <w:rPr>
+          <w:rFonts w:ascii="Consolas" w:hAnsi="Consolas" w:eastAsia="Consolas" w:cs="Consolas"/>
+          <w:sz w:val="20"/>
+        </w:rPr>
+        <w:t xml:space="preserve">GET_LTXID_OUTCOME</w:t>
+      </w:r>
+      <w:r>
+        <w:rPr>
+          <w:rFonts w:ascii="맑은 고딕" w:hAnsi="맑은 고딕" w:eastAsia="맑은 고딕"/>
+          <w:sz w:val="21"/>
+        </w:rPr>
+        <w:t xml:space="preserve"> 이 그 조회를 담당하며 실습 랩에서 패키지가 VALID 인 것을 확인했다.</w:t>
       </w:r>
     </w:p>
     <w:p>
@@ -438,7 +802,35 @@
           <w:rFonts w:ascii="맑은 고딕" w:hAnsi="맑은 고딕" w:eastAsia="맑은 고딕"/>
           <w:sz w:val="21"/>
         </w:rPr>
-        <w:t>두 장치는 짝을 이룬다. 재생하려면 먼저 그 트랜잭션이 커밋되었는지 알아야 하므로 `commit_outcome` 없이는 재생을 켤 수 없다. 실제로 `-failovertype TRANSACTION` 만 주면 PRCD-1259 로 거부된다.</w:t>
+        <w:t xml:space="preserve">두 장치는 짝을 이룬다. 재생하려면 먼저 그 트랜잭션이 커밋되었는지 알아야 하므로 </w:t>
+      </w:r>
+      <w:r>
+        <w:rPr>
+          <w:rFonts w:ascii="Consolas" w:hAnsi="Consolas" w:eastAsia="Consolas" w:cs="Consolas"/>
+          <w:sz w:val="20"/>
+        </w:rPr>
+        <w:t xml:space="preserve">commit_outcome</w:t>
+      </w:r>
+      <w:r>
+        <w:rPr>
+          <w:rFonts w:ascii="맑은 고딕" w:hAnsi="맑은 고딕" w:eastAsia="맑은 고딕"/>
+          <w:sz w:val="21"/>
+        </w:rPr>
+        <w:t xml:space="preserve"> 없이는 재생을 켤 수 없다. 실제로 </w:t>
+      </w:r>
+      <w:r>
+        <w:rPr>
+          <w:rFonts w:ascii="Consolas" w:hAnsi="Consolas" w:eastAsia="Consolas" w:cs="Consolas"/>
+          <w:sz w:val="20"/>
+        </w:rPr>
+        <w:t xml:space="preserve">-failovertype TRANSACTION</w:t>
+      </w:r>
+      <w:r>
+        <w:rPr>
+          <w:rFonts w:ascii="맑은 고딕" w:hAnsi="맑은 고딕" w:eastAsia="맑은 고딕"/>
+          <w:sz w:val="21"/>
+        </w:rPr>
+        <w:t xml:space="preserve"> 만 주면 PRCD-1259 로 거부된다.</w:t>
       </w:r>
     </w:p>
     <w:p>
@@ -465,7 +857,63 @@
           <w:rFonts w:ascii="맑은 고딕" w:hAnsi="맑은 고딕" w:eastAsia="맑은 고딕"/>
           <w:sz w:val="21"/>
         </w:rPr>
-        <w:t>설계는 두 축의 조합이다. 축 하나는 서비스에 `-failovertype` 이 있는가(ch16_ac 는 TRANSACTION, ch16_lb 는 없음), 다른 축은 `tnsnames.ora` 에 `FAILOVER_MODE` 가 있는가다. 네 경우를 만들어 각각 접속한 뒤 `V$SESSION` 의 FAILOVER_TYPE 과 FAILOVER_METHOD 를 조회했다.</w:t>
+        <w:t xml:space="preserve">설계는 두 축의 조합이다. 축 하나는 서비스에 </w:t>
+      </w:r>
+      <w:r>
+        <w:rPr>
+          <w:rFonts w:ascii="Consolas" w:hAnsi="Consolas" w:eastAsia="Consolas" w:cs="Consolas"/>
+          <w:sz w:val="20"/>
+        </w:rPr>
+        <w:t xml:space="preserve">-failovertype</w:t>
+      </w:r>
+      <w:r>
+        <w:rPr>
+          <w:rFonts w:ascii="맑은 고딕" w:hAnsi="맑은 고딕" w:eastAsia="맑은 고딕"/>
+          <w:sz w:val="21"/>
+        </w:rPr>
+        <w:t xml:space="preserve"> 이 있는가(ch16_ac 는 TRANSACTION, ch16_lb 는 없음), 다른 축은 </w:t>
+      </w:r>
+      <w:r>
+        <w:rPr>
+          <w:rFonts w:ascii="Consolas" w:hAnsi="Consolas" w:eastAsia="Consolas" w:cs="Consolas"/>
+          <w:sz w:val="20"/>
+        </w:rPr>
+        <w:t xml:space="preserve">tnsnames.ora</w:t>
+      </w:r>
+      <w:r>
+        <w:rPr>
+          <w:rFonts w:ascii="맑은 고딕" w:hAnsi="맑은 고딕" w:eastAsia="맑은 고딕"/>
+          <w:sz w:val="21"/>
+        </w:rPr>
+        <w:t xml:space="preserve"> 에 </w:t>
+      </w:r>
+      <w:r>
+        <w:rPr>
+          <w:rFonts w:ascii="Consolas" w:hAnsi="Consolas" w:eastAsia="Consolas" w:cs="Consolas"/>
+          <w:sz w:val="20"/>
+        </w:rPr>
+        <w:t xml:space="preserve">FAILOVER_MODE</w:t>
+      </w:r>
+      <w:r>
+        <w:rPr>
+          <w:rFonts w:ascii="맑은 고딕" w:hAnsi="맑은 고딕" w:eastAsia="맑은 고딕"/>
+          <w:sz w:val="21"/>
+        </w:rPr>
+        <w:t xml:space="preserve"> 가 있는가다. 네 경우를 만들어 각각 접속한 뒤 </w:t>
+      </w:r>
+      <w:r>
+        <w:rPr>
+          <w:rFonts w:ascii="Consolas" w:hAnsi="Consolas" w:eastAsia="Consolas" w:cs="Consolas"/>
+          <w:sz w:val="20"/>
+        </w:rPr>
+        <w:t xml:space="preserve">V$SESSION</w:t>
+      </w:r>
+      <w:r>
+        <w:rPr>
+          <w:rFonts w:ascii="맑은 고딕" w:hAnsi="맑은 고딕" w:eastAsia="맑은 고딕"/>
+          <w:sz w:val="21"/>
+        </w:rPr>
+        <w:t xml:space="preserve"> 의 FAILOVER_TYPE 과 FAILOVER_METHOD 를 조회했다.</w:t>
       </w:r>
     </w:p>
     <w:p>
@@ -537,7 +985,35 @@
           <w:rFonts w:ascii="맑은 고딕" w:hAnsi="맑은 고딕" w:eastAsia="맑은 고딕"/>
           <w:sz w:val="21"/>
         </w:rPr>
-        <w:t>운영상의 함의는 둘이다. 하나, 서버에서 서비스 설정을 바꾸면 클라이언트를 손대지 않고도 페일오버 동작이 바뀐다. 편리하지만 애플리케이션 팀이 `tnsnames.ora` 를 보고 판단한 것과 실제가 다를 수 있다. 둘, 그러므로 실제로 무엇이 적용되었는지는 `V$SESSION` 으로 확인해야 하며 설정 파일을 보고 짐작하면 안 된다.</w:t>
+        <w:t xml:space="preserve">운영상의 함의는 둘이다. 하나, 서버에서 서비스 설정을 바꾸면 클라이언트를 손대지 않고도 페일오버 동작이 바뀐다. 편리하지만 애플리케이션 팀이 </w:t>
+      </w:r>
+      <w:r>
+        <w:rPr>
+          <w:rFonts w:ascii="Consolas" w:hAnsi="Consolas" w:eastAsia="Consolas" w:cs="Consolas"/>
+          <w:sz w:val="20"/>
+        </w:rPr>
+        <w:t xml:space="preserve">tnsnames.ora</w:t>
+      </w:r>
+      <w:r>
+        <w:rPr>
+          <w:rFonts w:ascii="맑은 고딕" w:hAnsi="맑은 고딕" w:eastAsia="맑은 고딕"/>
+          <w:sz w:val="21"/>
+        </w:rPr>
+        <w:t xml:space="preserve"> 를 보고 판단한 것과 실제가 다를 수 있다. 둘, 그러므로 실제로 무엇이 적용되었는지는 </w:t>
+      </w:r>
+      <w:r>
+        <w:rPr>
+          <w:rFonts w:ascii="Consolas" w:hAnsi="Consolas" w:eastAsia="Consolas" w:cs="Consolas"/>
+          <w:sz w:val="20"/>
+        </w:rPr>
+        <w:t xml:space="preserve">V$SESSION</w:t>
+      </w:r>
+      <w:r>
+        <w:rPr>
+          <w:rFonts w:ascii="맑은 고딕" w:hAnsi="맑은 고딕" w:eastAsia="맑은 고딕"/>
+          <w:sz w:val="21"/>
+        </w:rPr>
+        <w:t xml:space="preserve"> 으로 확인해야 하며 설정 파일을 보고 짐작하면 안 된다.</w:t>
       </w:r>
     </w:p>
     <w:p>
@@ -546,7 +1022,21 @@
           <w:rFonts w:ascii="맑은 고딕" w:hAnsi="맑은 고딕" w:eastAsia="맑은 고딕"/>
           <w:sz w:val="21"/>
         </w:rPr>
-        <w:t>값 표기가 다르다는 것도 주의한다. 서비스에는 TRANSACTION 으로 넣는데 `V$SESSION` 에는 TRANSACTIONAL 로 나온다. 자동 점검 스크립트로 두 값을 비교할 때 걸리는 부분이다.</w:t>
+        <w:t xml:space="preserve">값 표기가 다르다는 것도 주의한다. 서비스에는 TRANSACTION 으로 넣는데 </w:t>
+      </w:r>
+      <w:r>
+        <w:rPr>
+          <w:rFonts w:ascii="Consolas" w:hAnsi="Consolas" w:eastAsia="Consolas" w:cs="Consolas"/>
+          <w:sz w:val="20"/>
+        </w:rPr>
+        <w:t xml:space="preserve">V$SESSION</w:t>
+      </w:r>
+      <w:r>
+        <w:rPr>
+          <w:rFonts w:ascii="맑은 고딕" w:hAnsi="맑은 고딕" w:eastAsia="맑은 고딕"/>
+          <w:sz w:val="21"/>
+        </w:rPr>
+        <w:t xml:space="preserve"> 에는 TRANSACTIONAL 로 나온다. 자동 점검 스크립트로 두 값을 비교할 때 걸리는 부분이다.</w:t>
       </w:r>
     </w:p>
     <w:p>
@@ -582,7 +1072,35 @@
           <w:rFonts w:ascii="맑은 고딕" w:hAnsi="맑은 고딕" w:eastAsia="맑은 고딕"/>
           <w:sz w:val="21"/>
         </w:rPr>
-        <w:t>하나, 서비스에 `-failovertype TRANSACTION` 과 `-commit_outcome TRUE` 가 있어야 한다.</w:t>
+        <w:t xml:space="preserve">하나, 서비스에 </w:t>
+      </w:r>
+      <w:r>
+        <w:rPr>
+          <w:rFonts w:ascii="Consolas" w:hAnsi="Consolas" w:eastAsia="Consolas" w:cs="Consolas"/>
+          <w:sz w:val="20"/>
+        </w:rPr>
+        <w:t xml:space="preserve">-failovertype TRANSACTION</w:t>
+      </w:r>
+      <w:r>
+        <w:rPr>
+          <w:rFonts w:ascii="맑은 고딕" w:hAnsi="맑은 고딕" w:eastAsia="맑은 고딕"/>
+          <w:sz w:val="21"/>
+        </w:rPr>
+        <w:t xml:space="preserve"> 과 </w:t>
+      </w:r>
+      <w:r>
+        <w:rPr>
+          <w:rFonts w:ascii="Consolas" w:hAnsi="Consolas" w:eastAsia="Consolas" w:cs="Consolas"/>
+          <w:sz w:val="20"/>
+        </w:rPr>
+        <w:t xml:space="preserve">-commit_outcome TRUE</w:t>
+      </w:r>
+      <w:r>
+        <w:rPr>
+          <w:rFonts w:ascii="맑은 고딕" w:hAnsi="맑은 고딕" w:eastAsia="맑은 고딕"/>
+          <w:sz w:val="21"/>
+        </w:rPr>
+        <w:t xml:space="preserve"> 가 있어야 한다.</w:t>
       </w:r>
     </w:p>
     <w:p>
@@ -591,7 +1109,21 @@
           <w:rFonts w:ascii="맑은 고딕" w:hAnsi="맑은 고딕" w:eastAsia="맑은 고딕"/>
           <w:sz w:val="21"/>
         </w:rPr>
-        <w:t>둘, 끊어진 뒤 `-replay_init_time` 안에 재접속해야 한다. 실습에서 600 초로 두었다. 너무 오래 지난 뒤 재실행하는 것이 위험하기 때문이며 그 사이 데이터가 달라졌을 수 있다.</w:t>
+        <w:t xml:space="preserve">둘, 끊어진 뒤 </w:t>
+      </w:r>
+      <w:r>
+        <w:rPr>
+          <w:rFonts w:ascii="Consolas" w:hAnsi="Consolas" w:eastAsia="Consolas" w:cs="Consolas"/>
+          <w:sz w:val="20"/>
+        </w:rPr>
+        <w:t xml:space="preserve">-replay_init_time</w:t>
+      </w:r>
+      <w:r>
+        <w:rPr>
+          <w:rFonts w:ascii="맑은 고딕" w:hAnsi="맑은 고딕" w:eastAsia="맑은 고딕"/>
+          <w:sz w:val="21"/>
+        </w:rPr>
+        <w:t xml:space="preserve"> 안에 재접속해야 한다. 실습에서 600 초로 두었다. 너무 오래 지난 뒤 재실행하는 것이 위험하기 때문이며 그 사이 데이터가 달라졌을 수 있다.</w:t>
       </w:r>
     </w:p>
     <w:p>
@@ -627,7 +1159,49 @@
           <w:rFonts w:ascii="맑은 고딕" w:hAnsi="맑은 고딕" w:eastAsia="맑은 고딕"/>
           <w:sz w:val="21"/>
         </w:rPr>
-        <w:t>세션 상태가 재생 중에 달라진 경우다. `-session_state` 가 DYNAMIC 이면 상태 변화를 추적해 판정하고 STATIC 이면 변하지 않는다고 전제한다. 점검할 것은 세션 설정을 어디서 하는가이며, 커넥션 풀에서 빌릴 때마다 `ALTER SESSION` 을 한다면 `-failover_restore LEVEL1` 이 복원해 주는지 확인한다.</w:t>
+        <w:t xml:space="preserve">세션 상태가 재생 중에 달라진 경우다. </w:t>
+      </w:r>
+      <w:r>
+        <w:rPr>
+          <w:rFonts w:ascii="Consolas" w:hAnsi="Consolas" w:eastAsia="Consolas" w:cs="Consolas"/>
+          <w:sz w:val="20"/>
+        </w:rPr>
+        <w:t xml:space="preserve">-session_state</w:t>
+      </w:r>
+      <w:r>
+        <w:rPr>
+          <w:rFonts w:ascii="맑은 고딕" w:hAnsi="맑은 고딕" w:eastAsia="맑은 고딕"/>
+          <w:sz w:val="21"/>
+        </w:rPr>
+        <w:t xml:space="preserve"> 가 DYNAMIC 이면 상태 변화를 추적해 판정하고 STATIC 이면 변하지 않는다고 전제한다. 점검할 것은 세션 설정을 어디서 하는가이며, 커넥션 풀에서 빌릴 때마다 </w:t>
+      </w:r>
+      <w:r>
+        <w:rPr>
+          <w:rFonts w:ascii="Consolas" w:hAnsi="Consolas" w:eastAsia="Consolas" w:cs="Consolas"/>
+          <w:sz w:val="20"/>
+        </w:rPr>
+        <w:t xml:space="preserve">ALTER SESSION</w:t>
+      </w:r>
+      <w:r>
+        <w:rPr>
+          <w:rFonts w:ascii="맑은 고딕" w:hAnsi="맑은 고딕" w:eastAsia="맑은 고딕"/>
+          <w:sz w:val="21"/>
+        </w:rPr>
+        <w:t xml:space="preserve"> 을 한다면 </w:t>
+      </w:r>
+      <w:r>
+        <w:rPr>
+          <w:rFonts w:ascii="Consolas" w:hAnsi="Consolas" w:eastAsia="Consolas" w:cs="Consolas"/>
+          <w:sz w:val="20"/>
+        </w:rPr>
+        <w:t xml:space="preserve">-failover_restore LEVEL1</w:t>
+      </w:r>
+      <w:r>
+        <w:rPr>
+          <w:rFonts w:ascii="맑은 고딕" w:hAnsi="맑은 고딕" w:eastAsia="맑은 고딕"/>
+          <w:sz w:val="21"/>
+        </w:rPr>
+        <w:t xml:space="preserve"> 이 복원해 주는지 확인한다.</w:t>
       </w:r>
     </w:p>
     <w:p>
@@ -636,7 +1210,49 @@
           <w:rFonts w:ascii="맑은 고딕" w:hAnsi="맑은 고딕" w:eastAsia="맑은 고딕"/>
           <w:sz w:val="21"/>
         </w:rPr>
-        <w:t>결정적이지 않은 함수를 쓴 경우다. `SYSDATE`, `SYSTIMESTAMP`, `SYS_GUID` 가 대표적이며 재생 시점이 달라 값이 달라진다. 점검할 것은 애플리케이션이 이런 값을 계산해 넘기는 곳이다. 컬럼 기본값으로 쓰는 것은 문제가 없다.</w:t>
+        <w:t xml:space="preserve">결정적이지 않은 함수를 쓴 경우다. </w:t>
+      </w:r>
+      <w:r>
+        <w:rPr>
+          <w:rFonts w:ascii="Consolas" w:hAnsi="Consolas" w:eastAsia="Consolas" w:cs="Consolas"/>
+          <w:sz w:val="20"/>
+        </w:rPr>
+        <w:t xml:space="preserve">SYSDATE</w:t>
+      </w:r>
+      <w:r>
+        <w:rPr>
+          <w:rFonts w:ascii="맑은 고딕" w:hAnsi="맑은 고딕" w:eastAsia="맑은 고딕"/>
+          <w:sz w:val="21"/>
+        </w:rPr>
+        <w:t xml:space="preserve">, </w:t>
+      </w:r>
+      <w:r>
+        <w:rPr>
+          <w:rFonts w:ascii="Consolas" w:hAnsi="Consolas" w:eastAsia="Consolas" w:cs="Consolas"/>
+          <w:sz w:val="20"/>
+        </w:rPr>
+        <w:t xml:space="preserve">SYSTIMESTAMP</w:t>
+      </w:r>
+      <w:r>
+        <w:rPr>
+          <w:rFonts w:ascii="맑은 고딕" w:hAnsi="맑은 고딕" w:eastAsia="맑은 고딕"/>
+          <w:sz w:val="21"/>
+        </w:rPr>
+        <w:t xml:space="preserve">, </w:t>
+      </w:r>
+      <w:r>
+        <w:rPr>
+          <w:rFonts w:ascii="Consolas" w:hAnsi="Consolas" w:eastAsia="Consolas" w:cs="Consolas"/>
+          <w:sz w:val="20"/>
+        </w:rPr>
+        <w:t xml:space="preserve">SYS_GUID</w:t>
+      </w:r>
+      <w:r>
+        <w:rPr>
+          <w:rFonts w:ascii="맑은 고딕" w:hAnsi="맑은 고딕" w:eastAsia="맑은 고딕"/>
+          <w:sz w:val="21"/>
+        </w:rPr>
+        <w:t xml:space="preserve"> 가 대표적이며 재생 시점이 달라 값이 달라진다. 점검할 것은 애플리케이션이 이런 값을 계산해 넘기는 곳이다. 컬럼 기본값으로 쓰는 것은 문제가 없다.</w:t>
       </w:r>
     </w:p>
     <w:p>
@@ -645,7 +1261,35 @@
           <w:rFonts w:ascii="맑은 고딕" w:hAnsi="맑은 고딕" w:eastAsia="맑은 고딕"/>
           <w:sz w:val="21"/>
         </w:rPr>
-        <w:t>데이터베이스 밖으로 나가는 부수 효과가 있는 경우다. `UTL_HTTP` 나 `UTL_FILE` 을 쓰는 프로시저는 재생하면 두 번 일어난다. 점검할 것은 이런 호출이 트랜잭션 안에 있는지이며, 밖으로 빼거나 멱등하게 만든다.</w:t>
+        <w:t xml:space="preserve">데이터베이스 밖으로 나가는 부수 효과가 있는 경우다. </w:t>
+      </w:r>
+      <w:r>
+        <w:rPr>
+          <w:rFonts w:ascii="Consolas" w:hAnsi="Consolas" w:eastAsia="Consolas" w:cs="Consolas"/>
+          <w:sz w:val="20"/>
+        </w:rPr>
+        <w:t xml:space="preserve">UTL_HTTP</w:t>
+      </w:r>
+      <w:r>
+        <w:rPr>
+          <w:rFonts w:ascii="맑은 고딕" w:hAnsi="맑은 고딕" w:eastAsia="맑은 고딕"/>
+          <w:sz w:val="21"/>
+        </w:rPr>
+        <w:t xml:space="preserve"> 나 </w:t>
+      </w:r>
+      <w:r>
+        <w:rPr>
+          <w:rFonts w:ascii="Consolas" w:hAnsi="Consolas" w:eastAsia="Consolas" w:cs="Consolas"/>
+          <w:sz w:val="20"/>
+        </w:rPr>
+        <w:t xml:space="preserve">UTL_FILE</w:t>
+      </w:r>
+      <w:r>
+        <w:rPr>
+          <w:rFonts w:ascii="맑은 고딕" w:hAnsi="맑은 고딕" w:eastAsia="맑은 고딕"/>
+          <w:sz w:val="21"/>
+        </w:rPr>
+        <w:t xml:space="preserve"> 을 쓰는 프로시저는 재생하면 두 번 일어난다. 점검할 것은 이런 호출이 트랜잭션 안에 있는지이며, 밖으로 빼거나 멱등하게 만든다.</w:t>
       </w:r>
     </w:p>
     <w:p>
@@ -689,7 +1333,21 @@
           <w:rFonts w:ascii="맑은 고딕" w:hAnsi="맑은 고딕" w:eastAsia="맑은 고딕"/>
           <w:sz w:val="21"/>
         </w:rPr>
-        <w:t>원인 후보는 넷이다. 서비스에 `-notification TRUE` 가 없다. 클라이언트가 FAN 을 구독하지 않는다. ONS 데몬이 상대 노드를 잡지 못해 이벤트가 갇혔다. 클라이언트가 SCAN 이 아니라 노드 주소로 붙어 있다.</w:t>
+        <w:t xml:space="preserve">원인 후보는 넷이다. 서비스에 </w:t>
+      </w:r>
+      <w:r>
+        <w:rPr>
+          <w:rFonts w:ascii="Consolas" w:hAnsi="Consolas" w:eastAsia="Consolas" w:cs="Consolas"/>
+          <w:sz w:val="20"/>
+        </w:rPr>
+        <w:t xml:space="preserve">-notification TRUE</w:t>
+      </w:r>
+      <w:r>
+        <w:rPr>
+          <w:rFonts w:ascii="맑은 고딕" w:hAnsi="맑은 고딕" w:eastAsia="맑은 고딕"/>
+          <w:sz w:val="21"/>
+        </w:rPr>
+        <w:t xml:space="preserve"> 가 없다. 클라이언트가 FAN 을 구독하지 않는다. ONS 데몬이 상대 노드를 잡지 못해 이벤트가 갇혔다. 클라이언트가 SCAN 이 아니라 노드 주소로 붙어 있다.</w:t>
       </w:r>
     </w:p>
     <w:p>
@@ -698,7 +1356,21 @@
           <w:rFonts w:ascii="맑은 고딕" w:hAnsi="맑은 고딕" w:eastAsia="맑은 고딕"/>
           <w:sz w:val="21"/>
         </w:rPr>
-        <w:t>확인 순서. 첫째, `srvctl config service -d racdb -s &lt;서비스&gt; | grep 'AQ HA'` 로 notification 이 true 인지 본다. false 면 첫 번째 후보다. 기본값이 FALSE 이므로 이것이 가장 흔하다.</w:t>
+        <w:t xml:space="preserve">확인 순서. 첫째, </w:t>
+      </w:r>
+      <w:r>
+        <w:rPr>
+          <w:rFonts w:ascii="Consolas" w:hAnsi="Consolas" w:eastAsia="Consolas" w:cs="Consolas"/>
+          <w:sz w:val="20"/>
+        </w:rPr>
+        <w:t xml:space="preserve">srvctl config service -d racdb -s &lt;서비스&gt; | grep 'AQ HA'</w:t>
+      </w:r>
+      <w:r>
+        <w:rPr>
+          <w:rFonts w:ascii="맑은 고딕" w:hAnsi="맑은 고딕" w:eastAsia="맑은 고딕"/>
+          <w:sz w:val="21"/>
+        </w:rPr>
+        <w:t xml:space="preserve"> 로 notification 이 true 인지 본다. false 면 첫 번째 후보다. 기본값이 FALSE 이므로 이것이 가장 흔하다.</w:t>
       </w:r>
     </w:p>
     <w:p>
@@ -707,7 +1379,35 @@
           <w:rFonts w:ascii="맑은 고딕" w:hAnsi="맑은 고딕" w:eastAsia="맑은 고딕"/>
           <w:sz w:val="21"/>
         </w:rPr>
-        <w:t>둘째, 양 노드에서 `onsctl ping` 과 `onsctl debug` 를 실행한다. Servers 절이 비어 있거나 DEFER 가 올라가 있으면 세 번째 후보다.</w:t>
+        <w:t xml:space="preserve">둘째, 양 노드에서 </w:t>
+      </w:r>
+      <w:r>
+        <w:rPr>
+          <w:rFonts w:ascii="Consolas" w:hAnsi="Consolas" w:eastAsia="Consolas" w:cs="Consolas"/>
+          <w:sz w:val="20"/>
+        </w:rPr>
+        <w:t xml:space="preserve">onsctl ping</w:t>
+      </w:r>
+      <w:r>
+        <w:rPr>
+          <w:rFonts w:ascii="맑은 고딕" w:hAnsi="맑은 고딕" w:eastAsia="맑은 고딕"/>
+          <w:sz w:val="21"/>
+        </w:rPr>
+        <w:t xml:space="preserve"> 과 </w:t>
+      </w:r>
+      <w:r>
+        <w:rPr>
+          <w:rFonts w:ascii="Consolas" w:hAnsi="Consolas" w:eastAsia="Consolas" w:cs="Consolas"/>
+          <w:sz w:val="20"/>
+        </w:rPr>
+        <w:t xml:space="preserve">onsctl debug</w:t>
+      </w:r>
+      <w:r>
+        <w:rPr>
+          <w:rFonts w:ascii="맑은 고딕" w:hAnsi="맑은 고딕" w:eastAsia="맑은 고딕"/>
+          <w:sz w:val="21"/>
+        </w:rPr>
+        <w:t xml:space="preserve"> 를 실행한다. Servers 절이 비어 있거나 DEFER 가 올라가 있으면 세 번째 후보다.</w:t>
       </w:r>
     </w:p>
     <w:p>
@@ -716,7 +1416,35 @@
           <w:rFonts w:ascii="맑은 고딕" w:hAnsi="맑은 고딕" w:eastAsia="맑은 고딕"/>
           <w:sz w:val="21"/>
         </w:rPr>
-        <w:t>셋째, 클라이언트 설정을 확인한다. JDBC 씬이면 UCP 와 `setFastConnectionFailoverEnabled(true)`, ODP.NET 이면 `HA Events=true` 가 있는지 본다.</w:t>
+        <w:t xml:space="preserve">셋째, 클라이언트 설정을 확인한다. JDBC 씬이면 UCP 와 </w:t>
+      </w:r>
+      <w:r>
+        <w:rPr>
+          <w:rFonts w:ascii="Consolas" w:hAnsi="Consolas" w:eastAsia="Consolas" w:cs="Consolas"/>
+          <w:sz w:val="20"/>
+        </w:rPr>
+        <w:t xml:space="preserve">setFastConnectionFailoverEnabled(true)</w:t>
+      </w:r>
+      <w:r>
+        <w:rPr>
+          <w:rFonts w:ascii="맑은 고딕" w:hAnsi="맑은 고딕" w:eastAsia="맑은 고딕"/>
+          <w:sz w:val="21"/>
+        </w:rPr>
+        <w:t xml:space="preserve">, ODP.NET 이면 </w:t>
+      </w:r>
+      <w:r>
+        <w:rPr>
+          <w:rFonts w:ascii="Consolas" w:hAnsi="Consolas" w:eastAsia="Consolas" w:cs="Consolas"/>
+          <w:sz w:val="20"/>
+        </w:rPr>
+        <w:t xml:space="preserve">HA Events=true</w:t>
+      </w:r>
+      <w:r>
+        <w:rPr>
+          <w:rFonts w:ascii="맑은 고딕" w:hAnsi="맑은 고딕" w:eastAsia="맑은 고딕"/>
+          <w:sz w:val="21"/>
+        </w:rPr>
+        <w:t xml:space="preserve"> 가 있는지 본다.</w:t>
       </w:r>
     </w:p>
     <w:p>
@@ -725,7 +1453,21 @@
           <w:rFonts w:ascii="맑은 고딕" w:hAnsi="맑은 고딕" w:eastAsia="맑은 고딕"/>
           <w:sz w:val="21"/>
         </w:rPr>
-        <w:t>넷째, 접속 문자열을 확인한다. `rac1:1521` 처럼 노드 주소가 박혀 있으면 15장에서 다룬 대로 서비스 이동 자체가 무력화된다.</w:t>
+        <w:t xml:space="preserve">넷째, 접속 문자열을 확인한다. </w:t>
+      </w:r>
+      <w:r>
+        <w:rPr>
+          <w:rFonts w:ascii="Consolas" w:hAnsi="Consolas" w:eastAsia="Consolas" w:cs="Consolas"/>
+          <w:sz w:val="20"/>
+        </w:rPr>
+        <w:t xml:space="preserve">rac1:1521</w:t>
+      </w:r>
+      <w:r>
+        <w:rPr>
+          <w:rFonts w:ascii="맑은 고딕" w:hAnsi="맑은 고딕" w:eastAsia="맑은 고딕"/>
+          <w:sz w:val="21"/>
+        </w:rPr>
+        <w:t xml:space="preserve"> 처럼 노드 주소가 박혀 있으면 15장에서 다룬 대로 서비스 이동 자체가 무력화된다.</w:t>
       </w:r>
     </w:p>
     <w:p>
@@ -734,7 +1476,21 @@
           <w:rFonts w:ascii="맑은 고딕" w:hAnsi="맑은 고딕" w:eastAsia="맑은 고딕"/>
           <w:sz w:val="21"/>
         </w:rPr>
-        <w:t>조치는 후보별로 다르다. `srvctl modify service -d racdb -s &lt;서비스&gt; -notification TRUE` 로 켜거나, 클라이언트 설정을 고치거나, ONS 통신을 복구하거나, 접속 문자열을 SCAN 으로 바꾼다.</w:t>
+        <w:t xml:space="preserve">조치는 후보별로 다르다. </w:t>
+      </w:r>
+      <w:r>
+        <w:rPr>
+          <w:rFonts w:ascii="Consolas" w:hAnsi="Consolas" w:eastAsia="Consolas" w:cs="Consolas"/>
+          <w:sz w:val="20"/>
+        </w:rPr>
+        <w:t xml:space="preserve">srvctl modify service -d racdb -s &lt;서비스&gt; -notification TRUE</w:t>
+      </w:r>
+      <w:r>
+        <w:rPr>
+          <w:rFonts w:ascii="맑은 고딕" w:hAnsi="맑은 고딕" w:eastAsia="맑은 고딕"/>
+          <w:sz w:val="21"/>
+        </w:rPr>
+        <w:t xml:space="preserve"> 로 켜거나, 클라이언트 설정을 고치거나, ONS 통신을 복구하거나, 접속 문자열을 SCAN 으로 바꾼다.</w:t>
       </w:r>
     </w:p>
     <w:p>
@@ -767,10 +1523,17 @@
     <w:p>
       <w:r>
         <w:rPr>
-          <w:rFonts w:ascii="맑은 고딕" w:hAnsi="맑은 고딕" w:eastAsia="맑은 고딕"/>
-          <w:sz w:val="21"/>
-        </w:rPr>
-        <w:t>`ping` 이 성공한다는 것은 데몬이 살아 있다는 뜻일 뿐이다. 상대 노드를 잡고 있는지는 알려 주지 않는다.</w:t>
+          <w:rFonts w:ascii="Consolas" w:hAnsi="Consolas" w:eastAsia="Consolas" w:cs="Consolas"/>
+          <w:sz w:val="20"/>
+        </w:rPr>
+        <w:t xml:space="preserve">ping</w:t>
+      </w:r>
+      <w:r>
+        <w:rPr>
+          <w:rFonts w:ascii="맑은 고딕" w:hAnsi="맑은 고딕" w:eastAsia="맑은 고딕"/>
+          <w:sz w:val="21"/>
+        </w:rPr>
+        <w:t xml:space="preserve"> 이 성공한다는 것은 데몬이 살아 있다는 뜻일 뿐이다. 상대 노드를 잡고 있는지는 알려 주지 않는다.</w:t>
       </w:r>
     </w:p>
     <w:p>
@@ -779,7 +1542,49 @@
           <w:rFonts w:ascii="맑은 고딕" w:hAnsi="맑은 고딕" w:eastAsia="맑은 고딕"/>
           <w:sz w:val="21"/>
         </w:rPr>
-        <w:t>원인 파악: 양 노드에서 `onsctl debug` 를 실행해 `Servers:` 절을 본다. 정상이라면 rac2 에서 실행했을 때 rac1 의 주소가, rac1 에서 실행했을 때 rac2 의 주소가 보여야 한다. 실습 랩에서는 rac2 쪽에 `172.16.225.101 6200` 이 나왔다.</w:t>
+        <w:t xml:space="preserve">원인 파악: 양 노드에서 </w:t>
+      </w:r>
+      <w:r>
+        <w:rPr>
+          <w:rFonts w:ascii="Consolas" w:hAnsi="Consolas" w:eastAsia="Consolas" w:cs="Consolas"/>
+          <w:sz w:val="20"/>
+        </w:rPr>
+        <w:t xml:space="preserve">onsctl debug</w:t>
+      </w:r>
+      <w:r>
+        <w:rPr>
+          <w:rFonts w:ascii="맑은 고딕" w:hAnsi="맑은 고딕" w:eastAsia="맑은 고딕"/>
+          <w:sz w:val="21"/>
+        </w:rPr>
+        <w:t xml:space="preserve"> 를 실행해 </w:t>
+      </w:r>
+      <w:r>
+        <w:rPr>
+          <w:rFonts w:ascii="Consolas" w:hAnsi="Consolas" w:eastAsia="Consolas" w:cs="Consolas"/>
+          <w:sz w:val="20"/>
+        </w:rPr>
+        <w:t xml:space="preserve">Servers:</w:t>
+      </w:r>
+      <w:r>
+        <w:rPr>
+          <w:rFonts w:ascii="맑은 고딕" w:hAnsi="맑은 고딕" w:eastAsia="맑은 고딕"/>
+          <w:sz w:val="21"/>
+        </w:rPr>
+        <w:t xml:space="preserve"> 절을 본다. 정상이라면 rac2 에서 실행했을 때 rac1 의 주소가, rac1 에서 실행했을 때 rac2 의 주소가 보여야 한다. 실습 랩에서는 rac2 쪽에 </w:t>
+      </w:r>
+      <w:r>
+        <w:rPr>
+          <w:rFonts w:ascii="Consolas" w:hAnsi="Consolas" w:eastAsia="Consolas" w:cs="Consolas"/>
+          <w:sz w:val="20"/>
+        </w:rPr>
+        <w:t xml:space="preserve">172.16.225.101 6200</w:t>
+      </w:r>
+      <w:r>
+        <w:rPr>
+          <w:rFonts w:ascii="맑은 고딕" w:hAnsi="맑은 고딕" w:eastAsia="맑은 고딕"/>
+          <w:sz w:val="21"/>
+        </w:rPr>
+        <w:t xml:space="preserve"> 이 나왔다.</w:t>
       </w:r>
     </w:p>
     <w:p>
@@ -794,10 +1599,17 @@
     <w:p>
       <w:r>
         <w:rPr>
-          <w:rFonts w:ascii="맑은 고딕" w:hAnsi="맑은 고딕" w:eastAsia="맑은 고딕"/>
-          <w:sz w:val="21"/>
-        </w:rPr>
-        <w:t>`DEFER` 열도 함께 본다. 보내지 못하고 쌓인 이벤트 수이며 실습 랩에서는 0 이었다. 계속 올라간다면 상대를 잡고는 있는데 통신이 안 되는 것이다.</w:t>
+          <w:rFonts w:ascii="Consolas" w:hAnsi="Consolas" w:eastAsia="Consolas" w:cs="Consolas"/>
+          <w:sz w:val="20"/>
+        </w:rPr>
+        <w:t xml:space="preserve">DEFER</w:t>
+      </w:r>
+      <w:r>
+        <w:rPr>
+          <w:rFonts w:ascii="맑은 고딕" w:hAnsi="맑은 고딕" w:eastAsia="맑은 고딕"/>
+          <w:sz w:val="21"/>
+        </w:rPr>
+        <w:t xml:space="preserve"> 열도 함께 본다. 보내지 못하고 쌓인 이벤트 수이며 실습 랩에서는 0 이었다. 계속 올라간다면 상대를 잡고는 있는데 통신이 안 되는 것이다.</w:t>
       </w:r>
     </w:p>
     <w:p>
@@ -806,7 +1618,49 @@
           <w:rFonts w:ascii="맑은 고딕" w:hAnsi="맑은 고딕" w:eastAsia="맑은 고딕"/>
           <w:sz w:val="21"/>
         </w:rPr>
-        <w:t>다음으로 `ons.config` 의 `nodes` 항목을 확인한다. `nodes=rac1:6200,rac2:6200` 이어야 하며 한쪽이 빠져 있으면 그것이 원인이다.</w:t>
+        <w:t xml:space="preserve">다음으로 </w:t>
+      </w:r>
+      <w:r>
+        <w:rPr>
+          <w:rFonts w:ascii="Consolas" w:hAnsi="Consolas" w:eastAsia="Consolas" w:cs="Consolas"/>
+          <w:sz w:val="20"/>
+        </w:rPr>
+        <w:t xml:space="preserve">ons.config</w:t>
+      </w:r>
+      <w:r>
+        <w:rPr>
+          <w:rFonts w:ascii="맑은 고딕" w:hAnsi="맑은 고딕" w:eastAsia="맑은 고딕"/>
+          <w:sz w:val="21"/>
+        </w:rPr>
+        <w:t xml:space="preserve"> 의 </w:t>
+      </w:r>
+      <w:r>
+        <w:rPr>
+          <w:rFonts w:ascii="Consolas" w:hAnsi="Consolas" w:eastAsia="Consolas" w:cs="Consolas"/>
+          <w:sz w:val="20"/>
+        </w:rPr>
+        <w:t xml:space="preserve">nodes</w:t>
+      </w:r>
+      <w:r>
+        <w:rPr>
+          <w:rFonts w:ascii="맑은 고딕" w:hAnsi="맑은 고딕" w:eastAsia="맑은 고딕"/>
+          <w:sz w:val="21"/>
+        </w:rPr>
+        <w:t xml:space="preserve"> 항목을 확인한다. </w:t>
+      </w:r>
+      <w:r>
+        <w:rPr>
+          <w:rFonts w:ascii="Consolas" w:hAnsi="Consolas" w:eastAsia="Consolas" w:cs="Consolas"/>
+          <w:sz w:val="20"/>
+        </w:rPr>
+        <w:t xml:space="preserve">nodes=rac1:6200,rac2:6200</w:t>
+      </w:r>
+      <w:r>
+        <w:rPr>
+          <w:rFonts w:ascii="맑은 고딕" w:hAnsi="맑은 고딕" w:eastAsia="맑은 고딕"/>
+          <w:sz w:val="21"/>
+        </w:rPr>
+        <w:t xml:space="preserve"> 이어야 하며 한쪽이 빠져 있으면 그것이 원인이다.</w:t>
       </w:r>
     </w:p>
     <w:p>
@@ -815,7 +1669,35 @@
           <w:rFonts w:ascii="맑은 고딕" w:hAnsi="맑은 고딕" w:eastAsia="맑은 고딕"/>
           <w:sz w:val="21"/>
         </w:rPr>
-        <w:t>조치: `nodes` 가 잘못되어 있다면 파일을 직접 고치지 말고 `srvctl modify nodeapps` 로 바꾼다. 에이전트가 관리하는 파일이라 직접 고치면 덮어쓴다.</w:t>
+        <w:t xml:space="preserve">조치: </w:t>
+      </w:r>
+      <w:r>
+        <w:rPr>
+          <w:rFonts w:ascii="Consolas" w:hAnsi="Consolas" w:eastAsia="Consolas" w:cs="Consolas"/>
+          <w:sz w:val="20"/>
+        </w:rPr>
+        <w:t xml:space="preserve">nodes</w:t>
+      </w:r>
+      <w:r>
+        <w:rPr>
+          <w:rFonts w:ascii="맑은 고딕" w:hAnsi="맑은 고딕" w:eastAsia="맑은 고딕"/>
+          <w:sz w:val="21"/>
+        </w:rPr>
+        <w:t xml:space="preserve"> 가 잘못되어 있다면 파일을 직접 고치지 말고 </w:t>
+      </w:r>
+      <w:r>
+        <w:rPr>
+          <w:rFonts w:ascii="Consolas" w:hAnsi="Consolas" w:eastAsia="Consolas" w:cs="Consolas"/>
+          <w:sz w:val="20"/>
+        </w:rPr>
+        <w:t xml:space="preserve">srvctl modify nodeapps</w:t>
+      </w:r>
+      <w:r>
+        <w:rPr>
+          <w:rFonts w:ascii="맑은 고딕" w:hAnsi="맑은 고딕" w:eastAsia="맑은 고딕"/>
+          <w:sz w:val="21"/>
+        </w:rPr>
+        <w:t xml:space="preserve"> 로 바꾼다. 에이전트가 관리하는 파일이라 직접 고치면 덮어쓴다.</w:t>
       </w:r>
     </w:p>
     <w:p>
@@ -824,7 +1706,21 @@
           <w:rFonts w:ascii="맑은 고딕" w:hAnsi="맑은 고딕" w:eastAsia="맑은 고딕"/>
           <w:sz w:val="21"/>
         </w:rPr>
-        <w:t>통신 자체가 안 된다면 6200 포트를 확인한다. 6100 은 루프백 전용이라 무관하고 6200 이 방화벽에 막혀 있는지 본다. `allowpublish` 목록에 상대 노드 주소가 있는지도 확인한다.</w:t>
+        <w:t xml:space="preserve">통신 자체가 안 된다면 6200 포트를 확인한다. 6100 은 루프백 전용이라 무관하고 6200 이 방화벽에 막혀 있는지 본다. </w:t>
+      </w:r>
+      <w:r>
+        <w:rPr>
+          <w:rFonts w:ascii="Consolas" w:hAnsi="Consolas" w:eastAsia="Consolas" w:cs="Consolas"/>
+          <w:sz w:val="20"/>
+        </w:rPr>
+        <w:t xml:space="preserve">allowpublish</w:t>
+      </w:r>
+      <w:r>
+        <w:rPr>
+          <w:rFonts w:ascii="맑은 고딕" w:hAnsi="맑은 고딕" w:eastAsia="맑은 고딕"/>
+          <w:sz w:val="21"/>
+        </w:rPr>
+        <w:t xml:space="preserve"> 목록에 상대 노드 주소가 있는지도 확인한다.</w:t>
       </w:r>
     </w:p>
     <w:p>
@@ -833,7 +1729,21 @@
           <w:rFonts w:ascii="맑은 고딕" w:hAnsi="맑은 고딕" w:eastAsia="맑은 고딕"/>
           <w:sz w:val="21"/>
         </w:rPr>
-        <w:t>재확인: 양 노드에서 `onsctl debug` 를 다시 실행해 Servers 절에 상대가 나타나고 DEFER 가 0 인지 본다.</w:t>
+        <w:t xml:space="preserve">재확인: 양 노드에서 </w:t>
+      </w:r>
+      <w:r>
+        <w:rPr>
+          <w:rFonts w:ascii="Consolas" w:hAnsi="Consolas" w:eastAsia="Consolas" w:cs="Consolas"/>
+          <w:sz w:val="20"/>
+        </w:rPr>
+        <w:t xml:space="preserve">onsctl debug</w:t>
+      </w:r>
+      <w:r>
+        <w:rPr>
+          <w:rFonts w:ascii="맑은 고딕" w:hAnsi="맑은 고딕" w:eastAsia="맑은 고딕"/>
+          <w:sz w:val="21"/>
+        </w:rPr>
+        <w:t xml:space="preserve"> 를 다시 실행해 Servers 절에 상대가 나타나고 DEFER 가 0 인지 본다.</w:t>
       </w:r>
     </w:p>
     <w:p>
@@ -857,10 +1767,31 @@
     <w:p>
       <w:r>
         <w:rPr>
-          <w:rFonts w:ascii="맑은 고딕" w:hAnsi="맑은 고딕" w:eastAsia="맑은 고딕"/>
-          <w:sz w:val="21"/>
-        </w:rPr>
-        <w:t>`-failovertype TRANSACTION` 은 `-commit_outcome TRUE` 를 함께 요구한다. 메시지가 이유까지 알려 준다. "not allowed when commit outcome is set to FALSE" 다.</w:t>
+          <w:rFonts w:ascii="Consolas" w:hAnsi="Consolas" w:eastAsia="Consolas" w:cs="Consolas"/>
+          <w:sz w:val="20"/>
+        </w:rPr>
+        <w:t xml:space="preserve">-failovertype TRANSACTION</w:t>
+      </w:r>
+      <w:r>
+        <w:rPr>
+          <w:rFonts w:ascii="맑은 고딕" w:hAnsi="맑은 고딕" w:eastAsia="맑은 고딕"/>
+          <w:sz w:val="21"/>
+        </w:rPr>
+        <w:t xml:space="preserve"> 은 </w:t>
+      </w:r>
+      <w:r>
+        <w:rPr>
+          <w:rFonts w:ascii="Consolas" w:hAnsi="Consolas" w:eastAsia="Consolas" w:cs="Consolas"/>
+          <w:sz w:val="20"/>
+        </w:rPr>
+        <w:t xml:space="preserve">-commit_outcome TRUE</w:t>
+      </w:r>
+      <w:r>
+        <w:rPr>
+          <w:rFonts w:ascii="맑은 고딕" w:hAnsi="맑은 고딕" w:eastAsia="맑은 고딕"/>
+          <w:sz w:val="21"/>
+        </w:rPr>
+        <w:t xml:space="preserve"> 를 함께 요구한다. 메시지가 이유까지 알려 준다. "not allowed when commit outcome is set to FALSE" 다.</w:t>
       </w:r>
     </w:p>
     <w:p>
@@ -869,7 +1800,21 @@
           <w:rFonts w:ascii="맑은 고딕" w:hAnsi="맑은 고딕" w:eastAsia="맑은 고딕"/>
           <w:sz w:val="21"/>
         </w:rPr>
-        <w:t>원인은 두 기능의 관계에 있다. 트랜잭션을 재생하려면 먼저 그 트랜잭션이 커밋되었는지 알아야 한다. 이미 커밋된 것을 다시 실행하면 중복이 된다. `commit_outcome` 이 그 판정을 가능하게 하는 장치이므로 없이는 재생을 켤 수 없다.</w:t>
+        <w:t xml:space="preserve">원인은 두 기능의 관계에 있다. 트랜잭션을 재생하려면 먼저 그 트랜잭션이 커밋되었는지 알아야 한다. 이미 커밋된 것을 다시 실행하면 중복이 된다. </w:t>
+      </w:r>
+      <w:r>
+        <w:rPr>
+          <w:rFonts w:ascii="Consolas" w:hAnsi="Consolas" w:eastAsia="Consolas" w:cs="Consolas"/>
+          <w:sz w:val="20"/>
+        </w:rPr>
+        <w:t xml:space="preserve">commit_outcome</w:t>
+      </w:r>
+      <w:r>
+        <w:rPr>
+          <w:rFonts w:ascii="맑은 고딕" w:hAnsi="맑은 고딕" w:eastAsia="맑은 고딕"/>
+          <w:sz w:val="21"/>
+        </w:rPr>
+        <w:t xml:space="preserve"> 이 그 판정을 가능하게 하는 장치이므로 없이는 재생을 켤 수 없다.</w:t>
       </w:r>
     </w:p>
     <w:p>
@@ -884,10 +1829,10 @@
     <w:p>
       <w:r>
         <w:rPr>
-          <w:rFonts w:ascii="맑은 고딕" w:hAnsi="맑은 고딕" w:eastAsia="맑은 고딕"/>
-          <w:sz w:val="21"/>
-        </w:rPr>
-        <w:t>`srvctl add service -d racdb -s &lt;서비스&gt; -preferred racdb1 -available racdb2 -failovertype TRANSACTION -commit_outcome TRUE`</w:t>
+          <w:rFonts w:ascii="Consolas" w:hAnsi="Consolas" w:eastAsia="Consolas" w:cs="Consolas"/>
+          <w:sz w:val="20"/>
+        </w:rPr>
+        <w:t xml:space="preserve">srvctl add service -d racdb -s &lt;서비스&gt; -preferred racdb1 -available racdb2 -failovertype TRANSACTION -commit_outcome TRUE</w:t>
       </w:r>
     </w:p>
     <w:p>
@@ -896,7 +1841,21 @@
           <w:rFonts w:ascii="맑은 고딕" w:hAnsi="맑은 고딕" w:eastAsia="맑은 고딕"/>
           <w:sz w:val="21"/>
         </w:rPr>
-        <w:t>확인할 것이 하나 더 있다. 거부된 뒤 서비스가 만들어지지 않았다는 것을 확인해야 한다. `srvctl config service -d racdb -s &lt;서비스&gt;` 를 실행하면 PRCR-1001 "Resource ... does not exist" 가 나온다. 잘못된 정의가 저장되지 않는 안전장치다.</w:t>
+        <w:t xml:space="preserve">확인할 것이 하나 더 있다. 거부된 뒤 서비스가 만들어지지 않았다는 것을 확인해야 한다. </w:t>
+      </w:r>
+      <w:r>
+        <w:rPr>
+          <w:rFonts w:ascii="Consolas" w:hAnsi="Consolas" w:eastAsia="Consolas" w:cs="Consolas"/>
+          <w:sz w:val="20"/>
+        </w:rPr>
+        <w:t xml:space="preserve">srvctl config service -d racdb -s &lt;서비스&gt;</w:t>
+      </w:r>
+      <w:r>
+        <w:rPr>
+          <w:rFonts w:ascii="맑은 고딕" w:hAnsi="맑은 고딕" w:eastAsia="맑은 고딕"/>
+          <w:sz w:val="21"/>
+        </w:rPr>
+        <w:t xml:space="preserve"> 를 실행하면 PRCR-1001 "Resource ... does not exist" 가 나온다. 잘못된 정의가 저장되지 않는 안전장치다.</w:t>
       </w:r>
     </w:p>
     <w:p>
@@ -914,7 +1873,49 @@
           <w:rFonts w:ascii="맑은 고딕" w:hAnsi="맑은 고딕" w:eastAsia="맑은 고딕"/>
           <w:sz w:val="21"/>
         </w:rPr>
-        <w:t>PRKO-3125 는 값이 목록에 없다는 문법 오류다. `-failovertype FOO` 나 `-rlbgoal FASTEST` 처럼 존재하지 않는 값을 준 경우이며 `-help` 로 값 목록을 확인하면 해결된다. 접두어가 PRKO 이므로 명령행 해석 단계에서 걸렸다.</w:t>
+        <w:t xml:space="preserve">PRKO-3125 는 값이 목록에 없다는 문법 오류다. </w:t>
+      </w:r>
+      <w:r>
+        <w:rPr>
+          <w:rFonts w:ascii="Consolas" w:hAnsi="Consolas" w:eastAsia="Consolas" w:cs="Consolas"/>
+          <w:sz w:val="20"/>
+        </w:rPr>
+        <w:t xml:space="preserve">-failovertype FOO</w:t>
+      </w:r>
+      <w:r>
+        <w:rPr>
+          <w:rFonts w:ascii="맑은 고딕" w:hAnsi="맑은 고딕" w:eastAsia="맑은 고딕"/>
+          <w:sz w:val="21"/>
+        </w:rPr>
+        <w:t xml:space="preserve"> 나 </w:t>
+      </w:r>
+      <w:r>
+        <w:rPr>
+          <w:rFonts w:ascii="Consolas" w:hAnsi="Consolas" w:eastAsia="Consolas" w:cs="Consolas"/>
+          <w:sz w:val="20"/>
+        </w:rPr>
+        <w:t xml:space="preserve">-rlbgoal FASTEST</w:t>
+      </w:r>
+      <w:r>
+        <w:rPr>
+          <w:rFonts w:ascii="맑은 고딕" w:hAnsi="맑은 고딕" w:eastAsia="맑은 고딕"/>
+          <w:sz w:val="21"/>
+        </w:rPr>
+        <w:t xml:space="preserve"> 처럼 존재하지 않는 값을 준 경우이며 </w:t>
+      </w:r>
+      <w:r>
+        <w:rPr>
+          <w:rFonts w:ascii="Consolas" w:hAnsi="Consolas" w:eastAsia="Consolas" w:cs="Consolas"/>
+          <w:sz w:val="20"/>
+        </w:rPr>
+        <w:t xml:space="preserve">-help</w:t>
+      </w:r>
+      <w:r>
+        <w:rPr>
+          <w:rFonts w:ascii="맑은 고딕" w:hAnsi="맑은 고딕" w:eastAsia="맑은 고딕"/>
+          <w:sz w:val="21"/>
+        </w:rPr>
+        <w:t xml:space="preserve"> 로 값 목록을 확인하면 해결된다. 접두어가 PRKO 이므로 명령행 해석 단계에서 걸렸다.</w:t>
       </w:r>
     </w:p>
     <w:p>
@@ -956,10 +1957,17 @@
     <w:p>
       <w:r>
         <w:rPr>
-          <w:rFonts w:ascii="맑은 고딕" w:hAnsi="맑은 고딕" w:eastAsia="맑은 고딕"/>
-          <w:sz w:val="21"/>
-        </w:rPr>
-        <w:t>`V$SERVICEMETRIC` 에 두 종류의 집계가 섞여 있기 때문이다. 오류가 아니라 이 뷰의 구조다.</w:t>
+          <w:rFonts w:ascii="Consolas" w:hAnsi="Consolas" w:eastAsia="Consolas" w:cs="Consolas"/>
+          <w:sz w:val="20"/>
+        </w:rPr>
+        <w:t xml:space="preserve">V$SERVICEMETRIC</w:t>
+      </w:r>
+      <w:r>
+        <w:rPr>
+          <w:rFonts w:ascii="맑은 고딕" w:hAnsi="맑은 고딕" w:eastAsia="맑은 고딕"/>
+          <w:sz w:val="21"/>
+        </w:rPr>
+        <w:t xml:space="preserve"> 에 두 종류의 집계가 섞여 있기 때문이다. 오류가 아니라 이 뷰의 구조다.</w:t>
       </w:r>
     </w:p>
     <w:p>
@@ -974,10 +1982,10 @@
     <w:p>
       <w:r>
         <w:rPr>
-          <w:rFonts w:ascii="맑은 고딕" w:hAnsi="맑은 고딕" w:eastAsia="맑은 고딕"/>
-          <w:sz w:val="21"/>
-        </w:rPr>
-        <w:t>`select group_id, count(*) cnt, min(intsize_csec) mn, max(intsize_csec) mx from gv$servicemetric group by group_id order by group_id;`</w:t>
+          <w:rFonts w:ascii="Consolas" w:hAnsi="Consolas" w:eastAsia="Consolas" w:cs="Consolas"/>
+          <w:sz w:val="20"/>
+        </w:rPr>
+        <w:t xml:space="preserve">select group_id, count(*) cnt, min(intsize_csec) mn, max(intsize_csec) mx from gv$servicemetric group by group_id order by group_id;</w:t>
       </w:r>
     </w:p>
     <w:p>
@@ -1010,10 +2018,10 @@
     <w:p>
       <w:r>
         <w:rPr>
-          <w:rFonts w:ascii="맑은 고딕" w:hAnsi="맑은 고딕" w:eastAsia="맑은 고딕"/>
-          <w:sz w:val="21"/>
-        </w:rPr>
-        <w:t>`select inst_id, service_name, goodness, delta from gv$servicemetric where group_id = 10 and service_name = '&lt;서비스&gt;' order by inst_id;`</w:t>
+          <w:rFonts w:ascii="Consolas" w:hAnsi="Consolas" w:eastAsia="Consolas" w:cs="Consolas"/>
+          <w:sz w:val="20"/>
+        </w:rPr>
+        <w:t xml:space="preserve">select inst_id, service_name, goodness, delta from gv$servicemetric where group_id = 10 and service_name = '&lt;서비스&gt;' order by inst_id;</w:t>
       </w:r>
     </w:p>
     <w:p>
@@ -1085,7 +2093,21 @@
           <w:rFonts w:ascii="맑은 고딕" w:hAnsi="맑은 고딕" w:eastAsia="맑은 고딕"/>
           <w:sz w:val="21"/>
         </w:rPr>
-        <w:t>후보 셋, `-replay_init_time` 을 넘겼다. 재접속이 그 시간 안에 이뤄지지 않으면 재생하지 않는다.</w:t>
+        <w:t xml:space="preserve">후보 셋, </w:t>
+      </w:r>
+      <w:r>
+        <w:rPr>
+          <w:rFonts w:ascii="Consolas" w:hAnsi="Consolas" w:eastAsia="Consolas" w:cs="Consolas"/>
+          <w:sz w:val="20"/>
+        </w:rPr>
+        <w:t xml:space="preserve">-replay_init_time</w:t>
+      </w:r>
+      <w:r>
+        <w:rPr>
+          <w:rFonts w:ascii="맑은 고딕" w:hAnsi="맑은 고딕" w:eastAsia="맑은 고딕"/>
+          <w:sz w:val="21"/>
+        </w:rPr>
+        <w:t xml:space="preserve"> 을 넘겼다. 재접속이 그 시간 안에 이뤄지지 않으면 재생하지 않는다.</w:t>
       </w:r>
     </w:p>
     <w:p>
@@ -1094,7 +2116,35 @@
           <w:rFonts w:ascii="맑은 고딕" w:hAnsi="맑은 고딕" w:eastAsia="맑은 고딕"/>
           <w:sz w:val="21"/>
         </w:rPr>
-        <w:t>후보 넷, 세션 상태 판정에 걸렸다. `-session_state` 와 `-failover_restore` 설정을 확인한다.</w:t>
+        <w:t xml:space="preserve">후보 넷, 세션 상태 판정에 걸렸다. </w:t>
+      </w:r>
+      <w:r>
+        <w:rPr>
+          <w:rFonts w:ascii="Consolas" w:hAnsi="Consolas" w:eastAsia="Consolas" w:cs="Consolas"/>
+          <w:sz w:val="20"/>
+        </w:rPr>
+        <w:t xml:space="preserve">-session_state</w:t>
+      </w:r>
+      <w:r>
+        <w:rPr>
+          <w:rFonts w:ascii="맑은 고딕" w:hAnsi="맑은 고딕" w:eastAsia="맑은 고딕"/>
+          <w:sz w:val="21"/>
+        </w:rPr>
+        <w:t xml:space="preserve"> 와 </w:t>
+      </w:r>
+      <w:r>
+        <w:rPr>
+          <w:rFonts w:ascii="Consolas" w:hAnsi="Consolas" w:eastAsia="Consolas" w:cs="Consolas"/>
+          <w:sz w:val="20"/>
+        </w:rPr>
+        <w:t xml:space="preserve">-failover_restore</w:t>
+      </w:r>
+      <w:r>
+        <w:rPr>
+          <w:rFonts w:ascii="맑은 고딕" w:hAnsi="맑은 고딕" w:eastAsia="맑은 고딕"/>
+          <w:sz w:val="21"/>
+        </w:rPr>
+        <w:t xml:space="preserve"> 설정을 확인한다.</w:t>
       </w:r>
     </w:p>
     <w:p>
@@ -1103,7 +2153,21 @@
           <w:rFonts w:ascii="맑은 고딕" w:hAnsi="맑은 고딕" w:eastAsia="맑은 고딕"/>
           <w:sz w:val="21"/>
         </w:rPr>
-        <w:t>확인 순서. 먼저 `V$SESSION` 의 FAILOVER_TYPE 이 TRANSACTIONAL 로 협상되는지 본다. 여기까지는 서버 설정만으로 되므로 정상일 것이다. 이것이 정상이라고 재생이 보장되는 것은 아니라는 점이 핵심이다.</w:t>
+        <w:t xml:space="preserve">확인 순서. 먼저 </w:t>
+      </w:r>
+      <w:r>
+        <w:rPr>
+          <w:rFonts w:ascii="Consolas" w:hAnsi="Consolas" w:eastAsia="Consolas" w:cs="Consolas"/>
+          <w:sz w:val="20"/>
+        </w:rPr>
+        <w:t xml:space="preserve">V$SESSION</w:t>
+      </w:r>
+      <w:r>
+        <w:rPr>
+          <w:rFonts w:ascii="맑은 고딕" w:hAnsi="맑은 고딕" w:eastAsia="맑은 고딕"/>
+          <w:sz w:val="21"/>
+        </w:rPr>
+        <w:t xml:space="preserve"> 의 FAILOVER_TYPE 이 TRANSACTIONAL 로 협상되는지 본다. 여기까지는 서버 설정만으로 되므로 정상일 것이다. 이것이 정상이라고 재생이 보장되는 것은 아니라는 점이 핵심이다.</w:t>
       </w:r>
     </w:p>
     <w:p>
@@ -1112,7 +2176,21 @@
           <w:rFonts w:ascii="맑은 고딕" w:hAnsi="맑은 고딕" w:eastAsia="맑은 고딕"/>
           <w:sz w:val="21"/>
         </w:rPr>
-        <w:t>다음으로 장애 후 `FAILED_OVER` 열이 YES 로 바뀌는지 본다. 이것이 실제 페일오버가 일어났는지를 알려 준다.</w:t>
+        <w:t xml:space="preserve">다음으로 장애 후 </w:t>
+      </w:r>
+      <w:r>
+        <w:rPr>
+          <w:rFonts w:ascii="Consolas" w:hAnsi="Consolas" w:eastAsia="Consolas" w:cs="Consolas"/>
+          <w:sz w:val="20"/>
+        </w:rPr>
+        <w:t xml:space="preserve">FAILED_OVER</w:t>
+      </w:r>
+      <w:r>
+        <w:rPr>
+          <w:rFonts w:ascii="맑은 고딕" w:hAnsi="맑은 고딕" w:eastAsia="맑은 고딕"/>
+          <w:sz w:val="21"/>
+        </w:rPr>
+        <w:t xml:space="preserve"> 열이 YES 로 바뀌는지 본다. 이것이 실제 페일오버가 일어났는지를 알려 준다.</w:t>
       </w:r>
     </w:p>
     <w:p>
@@ -1130,7 +2208,35 @@
           <w:rFonts w:ascii="맑은 고딕" w:hAnsi="맑은 고딕" w:eastAsia="맑은 고딕"/>
           <w:sz w:val="21"/>
         </w:rPr>
-        <w:t>조치는 후보별로 다르다. 드라이버를 교체하거나, 비결정적 함수와 외부 호출을 트랜잭션 밖으로 빼거나, `-replay_init_time` 을 늘리거나, `-failover_restore LEVEL1` 을 켠다.</w:t>
+        <w:t xml:space="preserve">조치는 후보별로 다르다. 드라이버를 교체하거나, 비결정적 함수와 외부 호출을 트랜잭션 밖으로 빼거나, </w:t>
+      </w:r>
+      <w:r>
+        <w:rPr>
+          <w:rFonts w:ascii="Consolas" w:hAnsi="Consolas" w:eastAsia="Consolas" w:cs="Consolas"/>
+          <w:sz w:val="20"/>
+        </w:rPr>
+        <w:t xml:space="preserve">-replay_init_time</w:t>
+      </w:r>
+      <w:r>
+        <w:rPr>
+          <w:rFonts w:ascii="맑은 고딕" w:hAnsi="맑은 고딕" w:eastAsia="맑은 고딕"/>
+          <w:sz w:val="21"/>
+        </w:rPr>
+        <w:t xml:space="preserve"> 을 늘리거나, </w:t>
+      </w:r>
+      <w:r>
+        <w:rPr>
+          <w:rFonts w:ascii="Consolas" w:hAnsi="Consolas" w:eastAsia="Consolas" w:cs="Consolas"/>
+          <w:sz w:val="20"/>
+        </w:rPr>
+        <w:t xml:space="preserve">-failover_restore LEVEL1</w:t>
+      </w:r>
+      <w:r>
+        <w:rPr>
+          <w:rFonts w:ascii="맑은 고딕" w:hAnsi="맑은 고딕" w:eastAsia="맑은 고딕"/>
+          <w:sz w:val="21"/>
+        </w:rPr>
+        <w:t xml:space="preserve"> 을 켠다.</w:t>
       </w:r>
     </w:p>
     <w:p>
@@ -1166,7 +2272,21 @@
           <w:rFonts w:ascii="맑은 고딕" w:hAnsi="맑은 고딕" w:eastAsia="맑은 고딕"/>
           <w:sz w:val="21"/>
         </w:rPr>
-        <w:t>서비스 쪽에 `-failovertype TRANSACTION` 이 설정되어 있고 그것이 클라이언트 설정을 덮어썼기 때문이다.</w:t>
+        <w:t xml:space="preserve">서비스 쪽에 </w:t>
+      </w:r>
+      <w:r>
+        <w:rPr>
+          <w:rFonts w:ascii="Consolas" w:hAnsi="Consolas" w:eastAsia="Consolas" w:cs="Consolas"/>
+          <w:sz w:val="20"/>
+        </w:rPr>
+        <w:t xml:space="preserve">-failovertype TRANSACTION</w:t>
+      </w:r>
+      <w:r>
+        <w:rPr>
+          <w:rFonts w:ascii="맑은 고딕" w:hAnsi="맑은 고딕" w:eastAsia="맑은 고딕"/>
+          <w:sz w:val="21"/>
+        </w:rPr>
+        <w:t xml:space="preserve"> 이 설정되어 있고 그것이 클라이언트 설정을 덮어썼기 때문이다.</w:t>
       </w:r>
     </w:p>
     <w:p>
@@ -1193,7 +2313,35 @@
           <w:rFonts w:ascii="맑은 고딕" w:hAnsi="맑은 고딕" w:eastAsia="맑은 고딕"/>
           <w:sz w:val="21"/>
         </w:rPr>
-        <w:t>서버 쪽은 `srvctl config service -d racdb -s &lt;서비스&gt; | grep 'Failover type'` 또는 `select name, failover_type from dba_services where name='&lt;서비스&gt;'` 다.</w:t>
+        <w:t xml:space="preserve">서버 쪽은 </w:t>
+      </w:r>
+      <w:r>
+        <w:rPr>
+          <w:rFonts w:ascii="Consolas" w:hAnsi="Consolas" w:eastAsia="Consolas" w:cs="Consolas"/>
+          <w:sz w:val="20"/>
+        </w:rPr>
+        <w:t xml:space="preserve">srvctl config service -d racdb -s &lt;서비스&gt; | grep 'Failover type'</w:t>
+      </w:r>
+      <w:r>
+        <w:rPr>
+          <w:rFonts w:ascii="맑은 고딕" w:hAnsi="맑은 고딕" w:eastAsia="맑은 고딕"/>
+          <w:sz w:val="21"/>
+        </w:rPr>
+        <w:t xml:space="preserve"> 또는 </w:t>
+      </w:r>
+      <w:r>
+        <w:rPr>
+          <w:rFonts w:ascii="Consolas" w:hAnsi="Consolas" w:eastAsia="Consolas" w:cs="Consolas"/>
+          <w:sz w:val="20"/>
+        </w:rPr>
+        <w:t xml:space="preserve">select name, failover_type from dba_services where name='&lt;서비스&gt;'</w:t>
+      </w:r>
+      <w:r>
+        <w:rPr>
+          <w:rFonts w:ascii="맑은 고딕" w:hAnsi="맑은 고딕" w:eastAsia="맑은 고딕"/>
+          <w:sz w:val="21"/>
+        </w:rPr>
+        <w:t xml:space="preserve"> 다.</w:t>
       </w:r>
     </w:p>
     <w:p>
@@ -1202,7 +2350,21 @@
           <w:rFonts w:ascii="맑은 고딕" w:hAnsi="맑은 고딕" w:eastAsia="맑은 고딕"/>
           <w:sz w:val="21"/>
         </w:rPr>
-        <w:t>세션 쪽은 `select service_name, failover_type, failover_method from v$session where sid = sys_context('userenv','sid')` 다. 실제로 협상된 값이 여기 나온다.</w:t>
+        <w:t xml:space="preserve">세션 쪽은 </w:t>
+      </w:r>
+      <w:r>
+        <w:rPr>
+          <w:rFonts w:ascii="Consolas" w:hAnsi="Consolas" w:eastAsia="Consolas" w:cs="Consolas"/>
+          <w:sz w:val="20"/>
+        </w:rPr>
+        <w:t xml:space="preserve">select service_name, failover_type, failover_method from v$session where sid = sys_context('userenv','sid')</w:t>
+      </w:r>
+      <w:r>
+        <w:rPr>
+          <w:rFonts w:ascii="맑은 고딕" w:hAnsi="맑은 고딕" w:eastAsia="맑은 고딕"/>
+          <w:sz w:val="21"/>
+        </w:rPr>
+        <w:t xml:space="preserve"> 다. 실제로 협상된 값이 여기 나온다.</w:t>
       </w:r>
     </w:p>
     <w:p>
@@ -1229,7 +2391,21 @@
           <w:rFonts w:ascii="맑은 고딕" w:hAnsi="맑은 고딕" w:eastAsia="맑은 고딕"/>
           <w:sz w:val="21"/>
         </w:rPr>
-        <w:t>TRANSACTION 이 의도한 것이라면 클라이언트의 `FAILOVER_MODE` 절을 지우는 편이 낫다. 적용되지도 않는 설정이 남아 있으면 다음 사람이 또 헷갈린다.</w:t>
+        <w:t xml:space="preserve">TRANSACTION 이 의도한 것이라면 클라이언트의 </w:t>
+      </w:r>
+      <w:r>
+        <w:rPr>
+          <w:rFonts w:ascii="Consolas" w:hAnsi="Consolas" w:eastAsia="Consolas" w:cs="Consolas"/>
+          <w:sz w:val="20"/>
+        </w:rPr>
+        <w:t xml:space="preserve">FAILOVER_MODE</w:t>
+      </w:r>
+      <w:r>
+        <w:rPr>
+          <w:rFonts w:ascii="맑은 고딕" w:hAnsi="맑은 고딕" w:eastAsia="맑은 고딕"/>
+          <w:sz w:val="21"/>
+        </w:rPr>
+        <w:t xml:space="preserve"> 절을 지우는 편이 낫다. 적용되지도 않는 설정이 남아 있으면 다음 사람이 또 헷갈린다.</w:t>
       </w:r>
     </w:p>
     <w:p>
@@ -1238,7 +2414,21 @@
           <w:rFonts w:ascii="맑은 고딕" w:hAnsi="맑은 고딕" w:eastAsia="맑은 고딕"/>
           <w:sz w:val="21"/>
         </w:rPr>
-        <w:t>SELECT 가 의도한 것이라면 서비스 쪽을 바꾼다. `srvctl modify service -d racdb -s &lt;서비스&gt; -failovertype SELECT` 다. 다만 TRANSACTION 을 SELECT 로 낮추면 트랜잭션 재생을 포기하는 것이므로 애플리케이션 팀과 합의해야 한다.</w:t>
+        <w:t xml:space="preserve">SELECT 가 의도한 것이라면 서비스 쪽을 바꾼다. </w:t>
+      </w:r>
+      <w:r>
+        <w:rPr>
+          <w:rFonts w:ascii="Consolas" w:hAnsi="Consolas" w:eastAsia="Consolas" w:cs="Consolas"/>
+          <w:sz w:val="20"/>
+        </w:rPr>
+        <w:t xml:space="preserve">srvctl modify service -d racdb -s &lt;서비스&gt; -failovertype SELECT</w:t>
+      </w:r>
+      <w:r>
+        <w:rPr>
+          <w:rFonts w:ascii="맑은 고딕" w:hAnsi="맑은 고딕" w:eastAsia="맑은 고딕"/>
+          <w:sz w:val="21"/>
+        </w:rPr>
+        <w:t xml:space="preserve"> 다. 다만 TRANSACTION 을 SELECT 로 낮추면 트랜잭션 재생을 포기하는 것이므로 애플리케이션 팀과 합의해야 한다.</w:t>
       </w:r>
     </w:p>
     <w:p>
@@ -1247,7 +2437,35 @@
           <w:rFonts w:ascii="맑은 고딕" w:hAnsi="맑은 고딕" w:eastAsia="맑은 고딕"/>
           <w:sz w:val="21"/>
         </w:rPr>
-        <w:t>어느 쪽이든 변경 후 `V$SESSION` 으로 재확인하고 그 결과를 문서에 남긴다. 표기가 다르다는 점도 함께 적어 둔다. 서비스에는 TRANSACTION, `V$SESSION` 에는 TRANSACTIONAL 이다.</w:t>
+        <w:t xml:space="preserve">어느 쪽이든 변경 후 </w:t>
+      </w:r>
+      <w:r>
+        <w:rPr>
+          <w:rFonts w:ascii="Consolas" w:hAnsi="Consolas" w:eastAsia="Consolas" w:cs="Consolas"/>
+          <w:sz w:val="20"/>
+        </w:rPr>
+        <w:t xml:space="preserve">V$SESSION</w:t>
+      </w:r>
+      <w:r>
+        <w:rPr>
+          <w:rFonts w:ascii="맑은 고딕" w:hAnsi="맑은 고딕" w:eastAsia="맑은 고딕"/>
+          <w:sz w:val="21"/>
+        </w:rPr>
+        <w:t xml:space="preserve"> 으로 재확인하고 그 결과를 문서에 남긴다. 표기가 다르다는 점도 함께 적어 둔다. 서비스에는 TRANSACTION, </w:t>
+      </w:r>
+      <w:r>
+        <w:rPr>
+          <w:rFonts w:ascii="Consolas" w:hAnsi="Consolas" w:eastAsia="Consolas" w:cs="Consolas"/>
+          <w:sz w:val="20"/>
+        </w:rPr>
+        <w:t xml:space="preserve">V$SESSION</w:t>
+      </w:r>
+      <w:r>
+        <w:rPr>
+          <w:rFonts w:ascii="맑은 고딕" w:hAnsi="맑은 고딕" w:eastAsia="맑은 고딕"/>
+          <w:sz w:val="21"/>
+        </w:rPr>
+        <w:t xml:space="preserve"> 에는 TRANSACTIONAL 이다.</w:t>
       </w:r>
     </w:p>
     <w:p>
@@ -1282,7 +2500,21 @@
           <w:rFonts w:ascii="맑은 고딕" w:hAnsi="맑은 고딕" w:eastAsia="맑은 고딕"/>
           <w:sz w:val="21"/>
         </w:rPr>
-        <w:t>1. 데몬 생존. 양 노드에서 `/u01/app/19.3.0/grid/opmn/bin/onsctl ping` 을 실행한다. "ons is running ..." 이 나오고 종료 코드가 0 이면 정상이다.</w:t>
+        <w:t xml:space="preserve">1. 데몬 생존. 양 노드에서 </w:t>
+      </w:r>
+      <w:r>
+        <w:rPr>
+          <w:rFonts w:ascii="Consolas" w:hAnsi="Consolas" w:eastAsia="Consolas" w:cs="Consolas"/>
+          <w:sz w:val="20"/>
+        </w:rPr>
+        <w:t xml:space="preserve">/u01/app/19.3.0/grid/opmn/bin/onsctl ping</w:t>
+      </w:r>
+      <w:r>
+        <w:rPr>
+          <w:rFonts w:ascii="맑은 고딕" w:hAnsi="맑은 고딕" w:eastAsia="맑은 고딕"/>
+          <w:sz w:val="21"/>
+        </w:rPr>
+        <w:t xml:space="preserve"> 을 실행한다. "ons is running ..." 이 나오고 종료 코드가 0 이면 정상이다.</w:t>
       </w:r>
     </w:p>
     <w:p>
@@ -1291,7 +2523,21 @@
           <w:rFonts w:ascii="맑은 고딕" w:hAnsi="맑은 고딕" w:eastAsia="맑은 고딕"/>
           <w:sz w:val="21"/>
         </w:rPr>
-        <w:t>2. CRS 관점 확인. `srvctl status nodeapps | grep -i ons` 로 두 노드 모두 running 인지 본다. 1 과 2 는 출처가 다르며 일치해야 정상이다.</w:t>
+        <w:t xml:space="preserve">2. CRS 관점 확인. </w:t>
+      </w:r>
+      <w:r>
+        <w:rPr>
+          <w:rFonts w:ascii="Consolas" w:hAnsi="Consolas" w:eastAsia="Consolas" w:cs="Consolas"/>
+          <w:sz w:val="20"/>
+        </w:rPr>
+        <w:t xml:space="preserve">srvctl status nodeapps | grep -i ons</w:t>
+      </w:r>
+      <w:r>
+        <w:rPr>
+          <w:rFonts w:ascii="맑은 고딕" w:hAnsi="맑은 고딕" w:eastAsia="맑은 고딕"/>
+          <w:sz w:val="21"/>
+        </w:rPr>
+        <w:t xml:space="preserve"> 로 두 노드 모두 running 인지 본다. 1 과 2 는 출처가 다르며 일치해야 정상이다.</w:t>
       </w:r>
     </w:p>
     <w:p>
@@ -1300,7 +2546,35 @@
           <w:rFonts w:ascii="맑은 고딕" w:hAnsi="맑은 고딕" w:eastAsia="맑은 고딕"/>
           <w:sz w:val="21"/>
         </w:rPr>
-        <w:t>3. 상대 노드 연결. 양 노드에서 `onsctl debug` 를 실행해 `Servers:` 절을 본다. rac2 에서 실행하면 rac1 의 주소가, rac1 에서 실행하면 rac2 의 주소가 나와야 한다.</w:t>
+        <w:t xml:space="preserve">3. 상대 노드 연결. 양 노드에서 </w:t>
+      </w:r>
+      <w:r>
+        <w:rPr>
+          <w:rFonts w:ascii="Consolas" w:hAnsi="Consolas" w:eastAsia="Consolas" w:cs="Consolas"/>
+          <w:sz w:val="20"/>
+        </w:rPr>
+        <w:t xml:space="preserve">onsctl debug</w:t>
+      </w:r>
+      <w:r>
+        <w:rPr>
+          <w:rFonts w:ascii="맑은 고딕" w:hAnsi="맑은 고딕" w:eastAsia="맑은 고딕"/>
+          <w:sz w:val="21"/>
+        </w:rPr>
+        <w:t xml:space="preserve"> 를 실행해 </w:t>
+      </w:r>
+      <w:r>
+        <w:rPr>
+          <w:rFonts w:ascii="Consolas" w:hAnsi="Consolas" w:eastAsia="Consolas" w:cs="Consolas"/>
+          <w:sz w:val="20"/>
+        </w:rPr>
+        <w:t xml:space="preserve">Servers:</w:t>
+      </w:r>
+      <w:r>
+        <w:rPr>
+          <w:rFonts w:ascii="맑은 고딕" w:hAnsi="맑은 고딕" w:eastAsia="맑은 고딕"/>
+          <w:sz w:val="21"/>
+        </w:rPr>
+        <w:t xml:space="preserve"> 절을 본다. rac2 에서 실행하면 rac1 의 주소가, rac1 에서 실행하면 rac2 의 주소가 나와야 한다.</w:t>
       </w:r>
     </w:p>
     <w:p>
@@ -1309,7 +2583,21 @@
           <w:rFonts w:ascii="맑은 고딕" w:hAnsi="맑은 고딕" w:eastAsia="맑은 고딕"/>
           <w:sz w:val="21"/>
         </w:rPr>
-        <w:t>4. 밀린 이벤트. 같은 출력의 `DEFER` 열이 0 인지 본다. 계속 올라간다면 통신 문제다.</w:t>
+        <w:t xml:space="preserve">4. 밀린 이벤트. 같은 출력의 </w:t>
+      </w:r>
+      <w:r>
+        <w:rPr>
+          <w:rFonts w:ascii="Consolas" w:hAnsi="Consolas" w:eastAsia="Consolas" w:cs="Consolas"/>
+          <w:sz w:val="20"/>
+        </w:rPr>
+        <w:t xml:space="preserve">DEFER</w:t>
+      </w:r>
+      <w:r>
+        <w:rPr>
+          <w:rFonts w:ascii="맑은 고딕" w:hAnsi="맑은 고딕" w:eastAsia="맑은 고딕"/>
+          <w:sz w:val="21"/>
+        </w:rPr>
+        <w:t xml:space="preserve"> 열이 0 인지 본다. 계속 올라간다면 통신 문제다.</w:t>
       </w:r>
     </w:p>
     <w:p>
@@ -1318,7 +2606,49 @@
           <w:rFonts w:ascii="맑은 고딕" w:hAnsi="맑은 고딕" w:eastAsia="맑은 고딕"/>
           <w:sz w:val="21"/>
         </w:rPr>
-        <w:t>5. 구성 확인. `srvctl config nodeapps -onsonly` 로 포트와 SSL 설정을 보고, `ons.config` 의 `nodes` 항목이 전체 노드를 담고 있는지 본다.</w:t>
+        <w:t xml:space="preserve">5. 구성 확인. </w:t>
+      </w:r>
+      <w:r>
+        <w:rPr>
+          <w:rFonts w:ascii="Consolas" w:hAnsi="Consolas" w:eastAsia="Consolas" w:cs="Consolas"/>
+          <w:sz w:val="20"/>
+        </w:rPr>
+        <w:t xml:space="preserve">srvctl config nodeapps -onsonly</w:t>
+      </w:r>
+      <w:r>
+        <w:rPr>
+          <w:rFonts w:ascii="맑은 고딕" w:hAnsi="맑은 고딕" w:eastAsia="맑은 고딕"/>
+          <w:sz w:val="21"/>
+        </w:rPr>
+        <w:t xml:space="preserve"> 로 포트와 SSL 설정을 보고, </w:t>
+      </w:r>
+      <w:r>
+        <w:rPr>
+          <w:rFonts w:ascii="Consolas" w:hAnsi="Consolas" w:eastAsia="Consolas" w:cs="Consolas"/>
+          <w:sz w:val="20"/>
+        </w:rPr>
+        <w:t xml:space="preserve">ons.config</w:t>
+      </w:r>
+      <w:r>
+        <w:rPr>
+          <w:rFonts w:ascii="맑은 고딕" w:hAnsi="맑은 고딕" w:eastAsia="맑은 고딕"/>
+          <w:sz w:val="21"/>
+        </w:rPr>
+        <w:t xml:space="preserve"> 의 </w:t>
+      </w:r>
+      <w:r>
+        <w:rPr>
+          <w:rFonts w:ascii="Consolas" w:hAnsi="Consolas" w:eastAsia="Consolas" w:cs="Consolas"/>
+          <w:sz w:val="20"/>
+        </w:rPr>
+        <w:t xml:space="preserve">nodes</w:t>
+      </w:r>
+      <w:r>
+        <w:rPr>
+          <w:rFonts w:ascii="맑은 고딕" w:hAnsi="맑은 고딕" w:eastAsia="맑은 고딕"/>
+          <w:sz w:val="21"/>
+        </w:rPr>
+        <w:t xml:space="preserve"> 항목이 전체 노드를 담고 있는지 본다.</w:t>
       </w:r>
     </w:p>
     <w:p>
@@ -1327,7 +2657,21 @@
           <w:rFonts w:ascii="맑은 고딕" w:hAnsi="맑은 고딕" w:eastAsia="맑은 고딕"/>
           <w:sz w:val="21"/>
         </w:rPr>
-        <w:t>6. 포트 바인딩. `netstat -tlnp | grep -E '6100|6200'` 로 6100 이 루프백에만, 6200 이 모든 주소에 붙어 있는지 확인한다.</w:t>
+        <w:t xml:space="preserve">6. 포트 바인딩. </w:t>
+      </w:r>
+      <w:r>
+        <w:rPr>
+          <w:rFonts w:ascii="Consolas" w:hAnsi="Consolas" w:eastAsia="Consolas" w:cs="Consolas"/>
+          <w:sz w:val="20"/>
+        </w:rPr>
+        <w:t xml:space="preserve">netstat -tlnp | grep -E '6100|6200'</w:t>
+      </w:r>
+      <w:r>
+        <w:rPr>
+          <w:rFonts w:ascii="맑은 고딕" w:hAnsi="맑은 고딕" w:eastAsia="맑은 고딕"/>
+          <w:sz w:val="21"/>
+        </w:rPr>
+        <w:t xml:space="preserve"> 로 6100 이 루프백에만, 6200 이 모든 주소에 붙어 있는지 확인한다.</w:t>
       </w:r>
     </w:p>
     <w:p>
@@ -1336,7 +2680,35 @@
           <w:rFonts w:ascii="맑은 고딕" w:hAnsi="맑은 고딕" w:eastAsia="맑은 고딕"/>
           <w:sz w:val="21"/>
         </w:rPr>
-        <w:t>7. 서비스 쪽 설정. `srvctl config service` 의 `AQ HA notifications` 가 true 인지 본다. false 면 그 서비스의 클라이언트는 FAN 을 받지 못한다.</w:t>
+        <w:t xml:space="preserve">7. 서비스 쪽 설정. </w:t>
+      </w:r>
+      <w:r>
+        <w:rPr>
+          <w:rFonts w:ascii="Consolas" w:hAnsi="Consolas" w:eastAsia="Consolas" w:cs="Consolas"/>
+          <w:sz w:val="20"/>
+        </w:rPr>
+        <w:t xml:space="preserve">srvctl config service</w:t>
+      </w:r>
+      <w:r>
+        <w:rPr>
+          <w:rFonts w:ascii="맑은 고딕" w:hAnsi="맑은 고딕" w:eastAsia="맑은 고딕"/>
+          <w:sz w:val="21"/>
+        </w:rPr>
+        <w:t xml:space="preserve"> 의 </w:t>
+      </w:r>
+      <w:r>
+        <w:rPr>
+          <w:rFonts w:ascii="Consolas" w:hAnsi="Consolas" w:eastAsia="Consolas" w:cs="Consolas"/>
+          <w:sz w:val="20"/>
+        </w:rPr>
+        <w:t xml:space="preserve">AQ HA notifications</w:t>
+      </w:r>
+      <w:r>
+        <w:rPr>
+          <w:rFonts w:ascii="맑은 고딕" w:hAnsi="맑은 고딕" w:eastAsia="맑은 고딕"/>
+          <w:sz w:val="21"/>
+        </w:rPr>
+        <w:t xml:space="preserve"> 가 true 인지 본다. false 면 그 서비스의 클라이언트는 FAN 을 받지 못한다.</w:t>
       </w:r>
     </w:p>
     <w:p>
@@ -1372,7 +2744,21 @@
           <w:rFonts w:ascii="맑은 고딕" w:hAnsi="맑은 고딕" w:eastAsia="맑은 고딕"/>
           <w:sz w:val="21"/>
         </w:rPr>
-        <w:t>1. 설정 확인. `srvctl config service -d racdb -s &lt;서비스&gt;` 로 Connection Load Balancing Goal 과 Runtime Load Balancing Goal 을 본다. 지정한 값이 들어갔는지 확인한다.</w:t>
+        <w:t xml:space="preserve">1. 설정 확인. </w:t>
+      </w:r>
+      <w:r>
+        <w:rPr>
+          <w:rFonts w:ascii="Consolas" w:hAnsi="Consolas" w:eastAsia="Consolas" w:cs="Consolas"/>
+          <w:sz w:val="20"/>
+        </w:rPr>
+        <w:t xml:space="preserve">srvctl config service -d racdb -s &lt;서비스&gt;</w:t>
+      </w:r>
+      <w:r>
+        <w:rPr>
+          <w:rFonts w:ascii="맑은 고딕" w:hAnsi="맑은 고딕" w:eastAsia="맑은 고딕"/>
+          <w:sz w:val="21"/>
+        </w:rPr>
+        <w:t xml:space="preserve"> 로 Connection Load Balancing Goal 과 Runtime Load Balancing Goal 을 본다. 지정한 값이 들어갔는지 확인한다.</w:t>
       </w:r>
     </w:p>
     <w:p>
@@ -1381,7 +2767,21 @@
           <w:rFonts w:ascii="맑은 고딕" w:hAnsi="맑은 고딕" w:eastAsia="맑은 고딕"/>
           <w:sz w:val="21"/>
         </w:rPr>
-        <w:t>2. 데이터베이스 쪽 확인. `select name, goal, clb_goal, aq_ha_notifications from dba_services where name='&lt;서비스&gt;'` 로 같은 값을 본다. GOAL 열이 rlbgoal, CLB_GOAL 열이 clbgoal 이다. 이름이 명령 옵션과 다르므로 주의한다.</w:t>
+        <w:t xml:space="preserve">2. 데이터베이스 쪽 확인. </w:t>
+      </w:r>
+      <w:r>
+        <w:rPr>
+          <w:rFonts w:ascii="Consolas" w:hAnsi="Consolas" w:eastAsia="Consolas" w:cs="Consolas"/>
+          <w:sz w:val="20"/>
+        </w:rPr>
+        <w:t xml:space="preserve">select name, goal, clb_goal, aq_ha_notifications from dba_services where name='&lt;서비스&gt;'</w:t>
+      </w:r>
+      <w:r>
+        <w:rPr>
+          <w:rFonts w:ascii="맑은 고딕" w:hAnsi="맑은 고딕" w:eastAsia="맑은 고딕"/>
+          <w:sz w:val="21"/>
+        </w:rPr>
+        <w:t xml:space="preserve"> 로 같은 값을 본다. GOAL 열이 rlbgoal, CLB_GOAL 열이 clbgoal 이다. 이름이 명령 옵션과 다르므로 주의한다.</w:t>
       </w:r>
     </w:p>
     <w:p>
@@ -1390,7 +2790,21 @@
           <w:rFonts w:ascii="맑은 고딕" w:hAnsi="맑은 고딕" w:eastAsia="맑은 고딕"/>
           <w:sz w:val="21"/>
         </w:rPr>
-        <w:t>3. 권고 생성 확인. `select inst_id, service_name, goodness, delta from gv$servicemetric where service_name='&lt;서비스&gt;' and group_id=10 order by inst_id` 로 GOODNESS 가 계산되는지 본다. rlbgoal 을 켰다면 0 이 아닌 값이 나온다.</w:t>
+        <w:t xml:space="preserve">3. 권고 생성 확인. </w:t>
+      </w:r>
+      <w:r>
+        <w:rPr>
+          <w:rFonts w:ascii="Consolas" w:hAnsi="Consolas" w:eastAsia="Consolas" w:cs="Consolas"/>
+          <w:sz w:val="20"/>
+        </w:rPr>
+        <w:t xml:space="preserve">select inst_id, service_name, goodness, delta from gv$servicemetric where service_name='&lt;서비스&gt;' and group_id=10 order by inst_id</w:t>
+      </w:r>
+      <w:r>
+        <w:rPr>
+          <w:rFonts w:ascii="맑은 고딕" w:hAnsi="맑은 고딕" w:eastAsia="맑은 고딕"/>
+          <w:sz w:val="21"/>
+        </w:rPr>
+        <w:t xml:space="preserve"> 로 GOODNESS 가 계산되는지 본다. rlbgoal 을 켰다면 0 이 아닌 값이 나온다.</w:t>
       </w:r>
     </w:p>
     <w:p>
@@ -1399,7 +2813,21 @@
           <w:rFonts w:ascii="맑은 고딕" w:hAnsi="맑은 고딕" w:eastAsia="맑은 고딕"/>
           <w:sz w:val="21"/>
         </w:rPr>
-        <w:t>4. 리스너 등록 확인. `lsnrctl status LISTENER_SCAN1 | grep -A3 '&lt;서비스&gt;'` 로 has N instance(s) 를 본다. N 이 Cardinality 와 맞아야 한다.</w:t>
+        <w:t xml:space="preserve">4. 리스너 등록 확인. </w:t>
+      </w:r>
+      <w:r>
+        <w:rPr>
+          <w:rFonts w:ascii="Consolas" w:hAnsi="Consolas" w:eastAsia="Consolas" w:cs="Consolas"/>
+          <w:sz w:val="20"/>
+        </w:rPr>
+        <w:t xml:space="preserve">lsnrctl status LISTENER_SCAN1 | grep -A3 '&lt;서비스&gt;'</w:t>
+      </w:r>
+      <w:r>
+        <w:rPr>
+          <w:rFonts w:ascii="맑은 고딕" w:hAnsi="맑은 고딕" w:eastAsia="맑은 고딕"/>
+          <w:sz w:val="21"/>
+        </w:rPr>
+        <w:t xml:space="preserve"> 로 has N instance(s) 를 본다. N 이 Cardinality 와 맞아야 한다.</w:t>
       </w:r>
     </w:p>
     <w:p>
@@ -1435,16 +2863,37 @@
           <w:rFonts w:ascii="맑은 고딕" w:hAnsi="맑은 고딕" w:eastAsia="맑은 고딕"/>
           <w:sz w:val="21"/>
         </w:rPr>
-        <w:t>확인할 수 없는 것은 `rlbgoal` 의 실제 효과다. 이미 열린 접속 중에서 고르는 것이므로 커넥션 풀이 있어야 관찰되며 SQL*Plus 로 붙었다 끊는 방식으로는 잴 수 없다.</w:t>
+        <w:t xml:space="preserve">확인할 수 없는 것은 </w:t>
+      </w:r>
+      <w:r>
+        <w:rPr>
+          <w:rFonts w:ascii="Consolas" w:hAnsi="Consolas" w:eastAsia="Consolas" w:cs="Consolas"/>
+          <w:sz w:val="20"/>
+        </w:rPr>
+        <w:t xml:space="preserve">rlbgoal</w:t>
+      </w:r>
+      <w:r>
+        <w:rPr>
+          <w:rFonts w:ascii="맑은 고딕" w:hAnsi="맑은 고딕" w:eastAsia="맑은 고딕"/>
+          <w:sz w:val="21"/>
+        </w:rPr>
+        <w:t xml:space="preserve"> 의 실제 효과다. 이미 열린 접속 중에서 고르는 것이므로 커넥션 풀이 있어야 관찰되며 SQL*Plus 로 붙었다 끊는 방식으로는 잴 수 없다.</w:t>
       </w:r>
     </w:p>
     <w:p>
       <w:r>
         <w:rPr>
-          <w:rFonts w:ascii="맑은 고딕" w:hAnsi="맑은 고딕" w:eastAsia="맑은 고딕"/>
-          <w:sz w:val="21"/>
-        </w:rPr>
-        <w:t>`clbgoal` 의 효과도 5 번만으로는 판정할 수 없다. 부하 기반이라 시점에 따라 달라지므로 제대로 재려면 별도의 실험 설계가 필요하다.</w:t>
+          <w:rFonts w:ascii="Consolas" w:hAnsi="Consolas" w:eastAsia="Consolas" w:cs="Consolas"/>
+          <w:sz w:val="20"/>
+        </w:rPr>
+        <w:t xml:space="preserve">clbgoal</w:t>
+      </w:r>
+      <w:r>
+        <w:rPr>
+          <w:rFonts w:ascii="맑은 고딕" w:hAnsi="맑은 고딕" w:eastAsia="맑은 고딕"/>
+          <w:sz w:val="21"/>
+        </w:rPr>
+        <w:t xml:space="preserve"> 의 효과도 5 번만으로는 판정할 수 없다. 부하 기반이라 시점에 따라 달라지므로 제대로 재려면 별도의 실험 설계가 필요하다.</w:t>
       </w:r>
     </w:p>
     <w:p>
@@ -1498,7 +2947,35 @@
           <w:rFonts w:ascii="맑은 고딕" w:hAnsi="맑은 고딕" w:eastAsia="맑은 고딕"/>
           <w:sz w:val="21"/>
         </w:rPr>
-        <w:t>넷, 접속 횟수보다 `GV$SESSION` 의 인스턴스별 세션 수를 본다. 그것이 리스너가 실제로 보는 값에 가깝다. `select inst_id, count(*) from gv$session where type='USER' group by inst_id` 로 확인한다.</w:t>
+        <w:t xml:space="preserve">넷, 접속 횟수보다 </w:t>
+      </w:r>
+      <w:r>
+        <w:rPr>
+          <w:rFonts w:ascii="Consolas" w:hAnsi="Consolas" w:eastAsia="Consolas" w:cs="Consolas"/>
+          <w:sz w:val="20"/>
+        </w:rPr>
+        <w:t xml:space="preserve">GV$SESSION</w:t>
+      </w:r>
+      <w:r>
+        <w:rPr>
+          <w:rFonts w:ascii="맑은 고딕" w:hAnsi="맑은 고딕" w:eastAsia="맑은 고딕"/>
+          <w:sz w:val="21"/>
+        </w:rPr>
+        <w:t xml:space="preserve"> 의 인스턴스별 세션 수를 본다. 그것이 리스너가 실제로 보는 값에 가깝다. </w:t>
+      </w:r>
+      <w:r>
+        <w:rPr>
+          <w:rFonts w:ascii="Consolas" w:hAnsi="Consolas" w:eastAsia="Consolas" w:cs="Consolas"/>
+          <w:sz w:val="20"/>
+        </w:rPr>
+        <w:t xml:space="preserve">select inst_id, count(*) from gv$session where type='USER' group by inst_id</w:t>
+      </w:r>
+      <w:r>
+        <w:rPr>
+          <w:rFonts w:ascii="맑은 고딕" w:hAnsi="맑은 고딕" w:eastAsia="맑은 고딕"/>
+          <w:sz w:val="21"/>
+        </w:rPr>
+        <w:t xml:space="preserve"> 로 확인한다.</w:t>
       </w:r>
     </w:p>
     <w:p>
@@ -1507,7 +2984,35 @@
           <w:rFonts w:ascii="맑은 고딕" w:hAnsi="맑은 고딕" w:eastAsia="맑은 고딕"/>
           <w:sz w:val="21"/>
         </w:rPr>
-        <w:t>다섯, 무엇을 재는지 분명히 한다. `clbgoal` 은 접속을 맺는 순간에 작동하므로 접속 분포로 잴 수 있다. `rlbgoal` 은 이미 열린 접속 중에서 고르는 것이므로 커넥션 풀이 있어야 관찰된다. 도구가 재려는 대상에 맞지 않으면 어떤 숫자가 나와도 의미가 없다.</w:t>
+        <w:t xml:space="preserve">다섯, 무엇을 재는지 분명히 한다. </w:t>
+      </w:r>
+      <w:r>
+        <w:rPr>
+          <w:rFonts w:ascii="Consolas" w:hAnsi="Consolas" w:eastAsia="Consolas" w:cs="Consolas"/>
+          <w:sz w:val="20"/>
+        </w:rPr>
+        <w:t xml:space="preserve">clbgoal</w:t>
+      </w:r>
+      <w:r>
+        <w:rPr>
+          <w:rFonts w:ascii="맑은 고딕" w:hAnsi="맑은 고딕" w:eastAsia="맑은 고딕"/>
+          <w:sz w:val="21"/>
+        </w:rPr>
+        <w:t xml:space="preserve"> 은 접속을 맺는 순간에 작동하므로 접속 분포로 잴 수 있다. </w:t>
+      </w:r>
+      <w:r>
+        <w:rPr>
+          <w:rFonts w:ascii="Consolas" w:hAnsi="Consolas" w:eastAsia="Consolas" w:cs="Consolas"/>
+          <w:sz w:val="20"/>
+        </w:rPr>
+        <w:t xml:space="preserve">rlbgoal</w:t>
+      </w:r>
+      <w:r>
+        <w:rPr>
+          <w:rFonts w:ascii="맑은 고딕" w:hAnsi="맑은 고딕" w:eastAsia="맑은 고딕"/>
+          <w:sz w:val="21"/>
+        </w:rPr>
+        <w:t xml:space="preserve"> 은 이미 열린 접속 중에서 고르는 것이므로 커넥션 풀이 있어야 관찰된다. 도구가 재려는 대상에 맞지 않으면 어떤 숫자가 나와도 의미가 없다.</w:t>
       </w:r>
     </w:p>
     <w:p>
@@ -1543,7 +3048,35 @@
           <w:rFonts w:ascii="맑은 고딕" w:hAnsi="맑은 고딕" w:eastAsia="맑은 고딕"/>
           <w:sz w:val="21"/>
         </w:rPr>
-        <w:t>1 단계. 서비스 설정 확인. `srvctl config service -d racdb -s &lt;서비스&gt;` 로 Failover type 이 TRANSACTION 인지, Commit Outcome 이 true 인지, Failover restore 가 LEVEL1 인지, Replay Initiation Time 이 의도한 값인지 본다. `dba_services` 로도 같은 값을 교차 확인한다.</w:t>
+        <w:t xml:space="preserve">1 단계. 서비스 설정 확인. </w:t>
+      </w:r>
+      <w:r>
+        <w:rPr>
+          <w:rFonts w:ascii="Consolas" w:hAnsi="Consolas" w:eastAsia="Consolas" w:cs="Consolas"/>
+          <w:sz w:val="20"/>
+        </w:rPr>
+        <w:t xml:space="preserve">srvctl config service -d racdb -s &lt;서비스&gt;</w:t>
+      </w:r>
+      <w:r>
+        <w:rPr>
+          <w:rFonts w:ascii="맑은 고딕" w:hAnsi="맑은 고딕" w:eastAsia="맑은 고딕"/>
+          <w:sz w:val="21"/>
+        </w:rPr>
+        <w:t xml:space="preserve"> 로 Failover type 이 TRANSACTION 인지, Commit Outcome 이 true 인지, Failover restore 가 LEVEL1 인지, Replay Initiation Time 이 의도한 값인지 본다. </w:t>
+      </w:r>
+      <w:r>
+        <w:rPr>
+          <w:rFonts w:ascii="Consolas" w:hAnsi="Consolas" w:eastAsia="Consolas" w:cs="Consolas"/>
+          <w:sz w:val="20"/>
+        </w:rPr>
+        <w:t xml:space="preserve">dba_services</w:t>
+      </w:r>
+      <w:r>
+        <w:rPr>
+          <w:rFonts w:ascii="맑은 고딕" w:hAnsi="맑은 고딕" w:eastAsia="맑은 고딕"/>
+          <w:sz w:val="21"/>
+        </w:rPr>
+        <w:t xml:space="preserve"> 로도 같은 값을 교차 확인한다.</w:t>
       </w:r>
     </w:p>
     <w:p>
@@ -1561,7 +3094,21 @@
           <w:rFonts w:ascii="맑은 고딕" w:hAnsi="맑은 고딕" w:eastAsia="맑은 고딕"/>
           <w:sz w:val="21"/>
         </w:rPr>
-        <w:t>2 단계. 세션 협상 확인. 그 서비스로 접속한 뒤 `select service_name, failover_type, failover_method, failed_over from v$session where sid = sys_context('userenv','sid')` 를 실행한다. FAILOVER_TYPE 이 TRANSACTIONAL 이면 협상된 것이다.</w:t>
+        <w:t xml:space="preserve">2 단계. 세션 협상 확인. 그 서비스로 접속한 뒤 </w:t>
+      </w:r>
+      <w:r>
+        <w:rPr>
+          <w:rFonts w:ascii="Consolas" w:hAnsi="Consolas" w:eastAsia="Consolas" w:cs="Consolas"/>
+          <w:sz w:val="20"/>
+        </w:rPr>
+        <w:t xml:space="preserve">select service_name, failover_type, failover_method, failed_over from v$session where sid = sys_context('userenv','sid')</w:t>
+      </w:r>
+      <w:r>
+        <w:rPr>
+          <w:rFonts w:ascii="맑은 고딕" w:hAnsi="맑은 고딕" w:eastAsia="맑은 고딕"/>
+          <w:sz w:val="21"/>
+        </w:rPr>
+        <w:t xml:space="preserve"> 를 실행한다. FAILOVER_TYPE 이 TRANSACTIONAL 이면 협상된 것이다.</w:t>
       </w:r>
     </w:p>
     <w:p>
@@ -1579,7 +3126,21 @@
           <w:rFonts w:ascii="맑은 고딕" w:hAnsi="맑은 고딕" w:eastAsia="맑은 고딕"/>
           <w:sz w:val="21"/>
         </w:rPr>
-        <w:t>3 단계. 실제 장애 검증. 스테이징에서 인스턴스를 죽이고 애플리케이션이 오류를 보지 않는지 확인한다. `FAILED_OVER` 열이 YES 로 바뀌는지, 애플리케이션 로그에 예외가 남지 않는지, 트랜잭션이 중복되거나 누락되지 않는지를 본다.</w:t>
+        <w:t xml:space="preserve">3 단계. 실제 장애 검증. 스테이징에서 인스턴스를 죽이고 애플리케이션이 오류를 보지 않는지 확인한다. </w:t>
+      </w:r>
+      <w:r>
+        <w:rPr>
+          <w:rFonts w:ascii="Consolas" w:hAnsi="Consolas" w:eastAsia="Consolas" w:cs="Consolas"/>
+          <w:sz w:val="20"/>
+        </w:rPr>
+        <w:t xml:space="preserve">FAILED_OVER</w:t>
+      </w:r>
+      <w:r>
+        <w:rPr>
+          <w:rFonts w:ascii="맑은 고딕" w:hAnsi="맑은 고딕" w:eastAsia="맑은 고딕"/>
+          <w:sz w:val="21"/>
+        </w:rPr>
+        <w:t xml:space="preserve"> 열이 YES 로 바뀌는지, 애플리케이션 로그에 예외가 남지 않는지, 트랜잭션이 중복되거나 누락되지 않는지를 본다.</w:t>
       </w:r>
     </w:p>
     <w:p>
@@ -1624,7 +3185,35 @@
           <w:rFonts w:ascii="맑은 고딕" w:hAnsi="맑은 고딕" w:eastAsia="맑은 고딕"/>
           <w:sz w:val="21"/>
         </w:rPr>
-        <w:t>1. 서비스 정지. `srvctl stop service -d racdb -s ch16_lb` 와 `-s ch16_ac` 를 각각 실행한다.</w:t>
+        <w:t xml:space="preserve">1. 서비스 정지. </w:t>
+      </w:r>
+      <w:r>
+        <w:rPr>
+          <w:rFonts w:ascii="Consolas" w:hAnsi="Consolas" w:eastAsia="Consolas" w:cs="Consolas"/>
+          <w:sz w:val="20"/>
+        </w:rPr>
+        <w:t xml:space="preserve">srvctl stop service -d racdb -s ch16_lb</w:t>
+      </w:r>
+      <w:r>
+        <w:rPr>
+          <w:rFonts w:ascii="맑은 고딕" w:hAnsi="맑은 고딕" w:eastAsia="맑은 고딕"/>
+          <w:sz w:val="21"/>
+        </w:rPr>
+        <w:t xml:space="preserve"> 와 </w:t>
+      </w:r>
+      <w:r>
+        <w:rPr>
+          <w:rFonts w:ascii="Consolas" w:hAnsi="Consolas" w:eastAsia="Consolas" w:cs="Consolas"/>
+          <w:sz w:val="20"/>
+        </w:rPr>
+        <w:t xml:space="preserve">-s ch16_ac</w:t>
+      </w:r>
+      <w:r>
+        <w:rPr>
+          <w:rFonts w:ascii="맑은 고딕" w:hAnsi="맑은 고딕" w:eastAsia="맑은 고딕"/>
+          <w:sz w:val="21"/>
+        </w:rPr>
+        <w:t xml:space="preserve"> 를 각각 실행한다.</w:t>
       </w:r>
     </w:p>
     <w:p>
@@ -1633,7 +3222,35 @@
           <w:rFonts w:ascii="맑은 고딕" w:hAnsi="맑은 고딕" w:eastAsia="맑은 고딕"/>
           <w:sz w:val="21"/>
         </w:rPr>
-        <w:t>2. 서비스 삭제. `srvctl remove service -d racdb -s ch16_lb` 와 `-s ch16_ac` 다. 정지한 뒤 지우는 순서를 지킨다. 15장과 같다.</w:t>
+        <w:t xml:space="preserve">2. 서비스 삭제. </w:t>
+      </w:r>
+      <w:r>
+        <w:rPr>
+          <w:rFonts w:ascii="Consolas" w:hAnsi="Consolas" w:eastAsia="Consolas" w:cs="Consolas"/>
+          <w:sz w:val="20"/>
+        </w:rPr>
+        <w:t xml:space="preserve">srvctl remove service -d racdb -s ch16_lb</w:t>
+      </w:r>
+      <w:r>
+        <w:rPr>
+          <w:rFonts w:ascii="맑은 고딕" w:hAnsi="맑은 고딕" w:eastAsia="맑은 고딕"/>
+          <w:sz w:val="21"/>
+        </w:rPr>
+        <w:t xml:space="preserve"> 와 </w:t>
+      </w:r>
+      <w:r>
+        <w:rPr>
+          <w:rFonts w:ascii="Consolas" w:hAnsi="Consolas" w:eastAsia="Consolas" w:cs="Consolas"/>
+          <w:sz w:val="20"/>
+        </w:rPr>
+        <w:t xml:space="preserve">-s ch16_ac</w:t>
+      </w:r>
+      <w:r>
+        <w:rPr>
+          <w:rFonts w:ascii="맑은 고딕" w:hAnsi="맑은 고딕" w:eastAsia="맑은 고딕"/>
+          <w:sz w:val="21"/>
+        </w:rPr>
+        <w:t xml:space="preserve"> 다. 정지한 뒤 지우는 순서를 지킨다. 15장과 같다.</w:t>
       </w:r>
     </w:p>
     <w:p>
@@ -1642,7 +3259,35 @@
           <w:rFonts w:ascii="맑은 고딕" w:hAnsi="맑은 고딕" w:eastAsia="맑은 고딕"/>
           <w:sz w:val="21"/>
         </w:rPr>
-        <w:t>3. 삭제 확인. `srvctl status service -d racdb` 와 `srvctl config service -d racdb` 가 모두 출력이 없고 종료 코드가 0 이어야 한다.</w:t>
+        <w:t xml:space="preserve">3. 삭제 확인. </w:t>
+      </w:r>
+      <w:r>
+        <w:rPr>
+          <w:rFonts w:ascii="Consolas" w:hAnsi="Consolas" w:eastAsia="Consolas" w:cs="Consolas"/>
+          <w:sz w:val="20"/>
+        </w:rPr>
+        <w:t xml:space="preserve">srvctl status service -d racdb</w:t>
+      </w:r>
+      <w:r>
+        <w:rPr>
+          <w:rFonts w:ascii="맑은 고딕" w:hAnsi="맑은 고딕" w:eastAsia="맑은 고딕"/>
+          <w:sz w:val="21"/>
+        </w:rPr>
+        <w:t xml:space="preserve"> 와 </w:t>
+      </w:r>
+      <w:r>
+        <w:rPr>
+          <w:rFonts w:ascii="Consolas" w:hAnsi="Consolas" w:eastAsia="Consolas" w:cs="Consolas"/>
+          <w:sz w:val="20"/>
+        </w:rPr>
+        <w:t xml:space="preserve">srvctl config service -d racdb</w:t>
+      </w:r>
+      <w:r>
+        <w:rPr>
+          <w:rFonts w:ascii="맑은 고딕" w:hAnsi="맑은 고딕" w:eastAsia="맑은 고딕"/>
+          <w:sz w:val="21"/>
+        </w:rPr>
+        <w:t xml:space="preserve"> 가 모두 출력이 없고 종료 코드가 0 이어야 한다.</w:t>
       </w:r>
     </w:p>
     <w:p>
@@ -1651,7 +3296,35 @@
           <w:rFonts w:ascii="맑은 고딕" w:hAnsi="맑은 고딕" w:eastAsia="맑은 고딕"/>
           <w:sz w:val="21"/>
         </w:rPr>
-        <w:t>4. 설정 파일 복원. 실습에서 `tnsnames.ora` 에 항목을 추가했으므로 백업본으로 되돌린다. `cp -p tnsnames.ora.ch16bak tnsnames.ora` 후 백업본을 지운다.</w:t>
+        <w:t xml:space="preserve">4. 설정 파일 복원. 실습에서 </w:t>
+      </w:r>
+      <w:r>
+        <w:rPr>
+          <w:rFonts w:ascii="Consolas" w:hAnsi="Consolas" w:eastAsia="Consolas" w:cs="Consolas"/>
+          <w:sz w:val="20"/>
+        </w:rPr>
+        <w:t xml:space="preserve">tnsnames.ora</w:t>
+      </w:r>
+      <w:r>
+        <w:rPr>
+          <w:rFonts w:ascii="맑은 고딕" w:hAnsi="맑은 고딕" w:eastAsia="맑은 고딕"/>
+          <w:sz w:val="21"/>
+        </w:rPr>
+        <w:t xml:space="preserve"> 에 항목을 추가했으므로 백업본으로 되돌린다. </w:t>
+      </w:r>
+      <w:r>
+        <w:rPr>
+          <w:rFonts w:ascii="Consolas" w:hAnsi="Consolas" w:eastAsia="Consolas" w:cs="Consolas"/>
+          <w:sz w:val="20"/>
+        </w:rPr>
+        <w:t xml:space="preserve">cp -p tnsnames.ora.ch16bak tnsnames.ora</w:t>
+      </w:r>
+      <w:r>
+        <w:rPr>
+          <w:rFonts w:ascii="맑은 고딕" w:hAnsi="맑은 고딕" w:eastAsia="맑은 고딕"/>
+          <w:sz w:val="21"/>
+        </w:rPr>
+        <w:t xml:space="preserve"> 후 백업본을 지운다.</w:t>
       </w:r>
     </w:p>
     <w:p>
@@ -1660,7 +3333,21 @@
           <w:rFonts w:ascii="맑은 고딕" w:hAnsi="맑은 고딕" w:eastAsia="맑은 고딕"/>
           <w:sz w:val="21"/>
         </w:rPr>
-        <w:t>5. 복원 확인. `wc -c tnsnames.ora` 로 원본 크기와 같은지 본다. 실습 랩에서는 341 바이트였다. 크기까지 확인하는 것이 확실하다.</w:t>
+        <w:t xml:space="preserve">5. 복원 확인. </w:t>
+      </w:r>
+      <w:r>
+        <w:rPr>
+          <w:rFonts w:ascii="Consolas" w:hAnsi="Consolas" w:eastAsia="Consolas" w:cs="Consolas"/>
+          <w:sz w:val="20"/>
+        </w:rPr>
+        <w:t xml:space="preserve">wc -c tnsnames.ora</w:t>
+      </w:r>
+      <w:r>
+        <w:rPr>
+          <w:rFonts w:ascii="맑은 고딕" w:hAnsi="맑은 고딕" w:eastAsia="맑은 고딕"/>
+          <w:sz w:val="21"/>
+        </w:rPr>
+        <w:t xml:space="preserve"> 로 원본 크기와 같은지 본다. 실습 랩에서는 341 바이트였다. 크기까지 확인하는 것이 확실하다.</w:t>
       </w:r>
     </w:p>
     <w:p>
@@ -1669,7 +3356,21 @@
           <w:rFonts w:ascii="맑은 고딕" w:hAnsi="맑은 고딕" w:eastAsia="맑은 고딕"/>
           <w:sz w:val="21"/>
         </w:rPr>
-        <w:t>6. 데이터베이스 쪽 기준선. `select inst_id, name from gv$active_services order by inst_id, name` 이 10 행이어야 한다. 기본 서비스 다섯이 인스턴스마다 하나씩이다.</w:t>
+        <w:t xml:space="preserve">6. 데이터베이스 쪽 기준선. </w:t>
+      </w:r>
+      <w:r>
+        <w:rPr>
+          <w:rFonts w:ascii="Consolas" w:hAnsi="Consolas" w:eastAsia="Consolas" w:cs="Consolas"/>
+          <w:sz w:val="20"/>
+        </w:rPr>
+        <w:t xml:space="preserve">select inst_id, name from gv$active_services order by inst_id, name</w:t>
+      </w:r>
+      <w:r>
+        <w:rPr>
+          <w:rFonts w:ascii="맑은 고딕" w:hAnsi="맑은 고딕" w:eastAsia="맑은 고딕"/>
+          <w:sz w:val="21"/>
+        </w:rPr>
+        <w:t xml:space="preserve"> 이 10 행이어야 한다. 기본 서비스 다섯이 인스턴스마다 하나씩이다.</w:t>
       </w:r>
     </w:p>
     <w:p>
@@ -1678,7 +3379,21 @@
           <w:rFonts w:ascii="맑은 고딕" w:hAnsi="맑은 고딕" w:eastAsia="맑은 고딕"/>
           <w:sz w:val="21"/>
         </w:rPr>
-        <w:t>7. CRS 자원 기준선. `crsctl stat res | grep -c '^NAME='` 이 17 이어야 한다. 서비스를 둘 만들었을 때 19 였으므로 둘이 줄어야 맞다.</w:t>
+        <w:t xml:space="preserve">7. CRS 자원 기준선. </w:t>
+      </w:r>
+      <w:r>
+        <w:rPr>
+          <w:rFonts w:ascii="Consolas" w:hAnsi="Consolas" w:eastAsia="Consolas" w:cs="Consolas"/>
+          <w:sz w:val="20"/>
+        </w:rPr>
+        <w:t xml:space="preserve">crsctl stat res | grep -c '^NAME='</w:t>
+      </w:r>
+      <w:r>
+        <w:rPr>
+          <w:rFonts w:ascii="맑은 고딕" w:hAnsi="맑은 고딕" w:eastAsia="맑은 고딕"/>
+          <w:sz w:val="21"/>
+        </w:rPr>
+        <w:t xml:space="preserve"> 이 17 이어야 한다. 서비스를 둘 만들었을 때 19 였으므로 둘이 줄어야 맞다.</w:t>
       </w:r>
     </w:p>
     <w:p>
@@ -1687,7 +3402,21 @@
           <w:rFonts w:ascii="맑은 고딕" w:hAnsi="맑은 고딕" w:eastAsia="맑은 고딕"/>
           <w:sz w:val="21"/>
         </w:rPr>
-        <w:t>8. 데이터베이스 상태. `srvctl status database -d racdb -v` 로 두 인스턴스가 Open 이고 "with online services" 문구가 없는지 본다.</w:t>
+        <w:t xml:space="preserve">8. 데이터베이스 상태. </w:t>
+      </w:r>
+      <w:r>
+        <w:rPr>
+          <w:rFonts w:ascii="Consolas" w:hAnsi="Consolas" w:eastAsia="Consolas" w:cs="Consolas"/>
+          <w:sz w:val="20"/>
+        </w:rPr>
+        <w:t xml:space="preserve">srvctl status database -d racdb -v</w:t>
+      </w:r>
+      <w:r>
+        <w:rPr>
+          <w:rFonts w:ascii="맑은 고딕" w:hAnsi="맑은 고딕" w:eastAsia="맑은 고딕"/>
+          <w:sz w:val="21"/>
+        </w:rPr>
+        <w:t xml:space="preserve"> 로 두 인스턴스가 Open 이고 "with online services" 문구가 없는지 본다.</w:t>
       </w:r>
     </w:p>
     <w:p>
@@ -1696,7 +3425,21 @@
           <w:rFonts w:ascii="맑은 고딕" w:hAnsi="맑은 고딕" w:eastAsia="맑은 고딕"/>
           <w:sz w:val="21"/>
         </w:rPr>
-        <w:t>이 장은 설정 파일을 고치는 첫 실습이므로 4 와 5 가 특히 중요하다. `cp -p` 로 먼저 백업하고 끝나면 되돌리는 습관을 들인다. 14장에서 사용자 자원 파일을 양 노드에서 지웠던 것과 같은 원칙이며, 흔적을 남기지 않는 것이 실습 환경을 오래 쓰는 요령이다.</w:t>
+        <w:t xml:space="preserve">이 장은 설정 파일을 고치는 첫 실습이므로 4 와 5 가 특히 중요하다. </w:t>
+      </w:r>
+      <w:r>
+        <w:rPr>
+          <w:rFonts w:ascii="Consolas" w:hAnsi="Consolas" w:eastAsia="Consolas" w:cs="Consolas"/>
+          <w:sz w:val="20"/>
+        </w:rPr>
+        <w:t xml:space="preserve">cp -p</w:t>
+      </w:r>
+      <w:r>
+        <w:rPr>
+          <w:rFonts w:ascii="맑은 고딕" w:hAnsi="맑은 고딕" w:eastAsia="맑은 고딕"/>
+          <w:sz w:val="21"/>
+        </w:rPr>
+        <w:t xml:space="preserve"> 로 먼저 백업하고 끝나면 되돌리는 습관을 들인다. 14장에서 사용자 자원 파일을 양 노드에서 지웠던 것과 같은 원칙이며, 흔적을 남기지 않는 것이 실습 환경을 오래 쓰는 요령이다.</w:t>
       </w:r>
     </w:p>
     <w:p>
@@ -1741,7 +3484,21 @@
           <w:rFonts w:ascii="맑은 고딕" w:hAnsi="맑은 고딕" w:eastAsia="맑은 고딕"/>
           <w:sz w:val="21"/>
         </w:rPr>
-        <w:t>매일 `crsctl check cluster -all` — 모든 노드에서 CRS-4537·4529·4533 셋이 online.</w:t>
+        <w:t xml:space="preserve">매일 </w:t>
+      </w:r>
+      <w:r>
+        <w:rPr>
+          <w:rFonts w:ascii="Consolas" w:hAnsi="Consolas" w:eastAsia="Consolas" w:cs="Consolas"/>
+          <w:sz w:val="20"/>
+        </w:rPr>
+        <w:t xml:space="preserve">crsctl check cluster -all</w:t>
+      </w:r>
+      <w:r>
+        <w:rPr>
+          <w:rFonts w:ascii="맑은 고딕" w:hAnsi="맑은 고딕" w:eastAsia="맑은 고딕"/>
+          <w:sz w:val="21"/>
+        </w:rPr>
+        <w:t xml:space="preserve"> — 모든 노드에서 CRS-4537·4529·4533 셋이 online.</w:t>
       </w:r>
     </w:p>
     <w:p>
@@ -1750,7 +3507,21 @@
           <w:rFonts w:ascii="맑은 고딕" w:hAnsi="맑은 고딕" w:eastAsia="맑은 고딕"/>
           <w:sz w:val="21"/>
         </w:rPr>
-        <w:t>매일 `crsctl stat res -t` — 자원 17 개, TARGET 과 STATE 가 어긋난 자원 없음. OFFLINE 이 있으면 TARGET 과 AUTO_START 로 의도된 것인지 판단한다.</w:t>
+        <w:t xml:space="preserve">매일 </w:t>
+      </w:r>
+      <w:r>
+        <w:rPr>
+          <w:rFonts w:ascii="Consolas" w:hAnsi="Consolas" w:eastAsia="Consolas" w:cs="Consolas"/>
+          <w:sz w:val="20"/>
+        </w:rPr>
+        <w:t xml:space="preserve">crsctl stat res -t</w:t>
+      </w:r>
+      <w:r>
+        <w:rPr>
+          <w:rFonts w:ascii="맑은 고딕" w:hAnsi="맑은 고딕" w:eastAsia="맑은 고딕"/>
+          <w:sz w:val="21"/>
+        </w:rPr>
+        <w:t xml:space="preserve"> — 자원 17 개, TARGET 과 STATE 가 어긋난 자원 없음. OFFLINE 이 있으면 TARGET 과 AUTO_START 로 의도된 것인지 판단한다.</w:t>
       </w:r>
     </w:p>
     <w:p>
@@ -1759,7 +3530,21 @@
           <w:rFonts w:ascii="맑은 고딕" w:hAnsi="맑은 고딕" w:eastAsia="맑은 고딕"/>
           <w:sz w:val="21"/>
         </w:rPr>
-        <w:t>주간 각 노드에서 `crsctl stat res -t -init` — 13 개.</w:t>
+        <w:t xml:space="preserve">주간 각 노드에서 </w:t>
+      </w:r>
+      <w:r>
+        <w:rPr>
+          <w:rFonts w:ascii="Consolas" w:hAnsi="Consolas" w:eastAsia="Consolas" w:cs="Consolas"/>
+          <w:sz w:val="20"/>
+        </w:rPr>
+        <w:t xml:space="preserve">crsctl stat res -t -init</w:t>
+      </w:r>
+      <w:r>
+        <w:rPr>
+          <w:rFonts w:ascii="맑은 고딕" w:hAnsi="맑은 고딕" w:eastAsia="맑은 고딕"/>
+          <w:sz w:val="21"/>
+        </w:rPr>
+        <w:t xml:space="preserve"> — 13 개.</w:t>
       </w:r>
     </w:p>
     <w:p>
@@ -1777,7 +3562,21 @@
           <w:rFonts w:ascii="맑은 고딕" w:hAnsi="맑은 고딕" w:eastAsia="맑은 고딕"/>
           <w:sz w:val="21"/>
         </w:rPr>
-        <w:t>매일 양 노드에서 `onsctl ping` — ons is running.</w:t>
+        <w:t xml:space="preserve">매일 양 노드에서 </w:t>
+      </w:r>
+      <w:r>
+        <w:rPr>
+          <w:rFonts w:ascii="Consolas" w:hAnsi="Consolas" w:eastAsia="Consolas" w:cs="Consolas"/>
+          <w:sz w:val="20"/>
+        </w:rPr>
+        <w:t xml:space="preserve">onsctl ping</w:t>
+      </w:r>
+      <w:r>
+        <w:rPr>
+          <w:rFonts w:ascii="맑은 고딕" w:hAnsi="맑은 고딕" w:eastAsia="맑은 고딕"/>
+          <w:sz w:val="21"/>
+        </w:rPr>
+        <w:t xml:space="preserve"> — ons is running.</w:t>
       </w:r>
     </w:p>
     <w:p>
@@ -1786,7 +3585,21 @@
           <w:rFonts w:ascii="맑은 고딕" w:hAnsi="맑은 고딕" w:eastAsia="맑은 고딕"/>
           <w:sz w:val="21"/>
         </w:rPr>
-        <w:t>주간 `onsctl debug` 의 Servers 절과 DEFER — 상대를 잡고 있고 밀린 것이 없는가.</w:t>
+        <w:t xml:space="preserve">주간 </w:t>
+      </w:r>
+      <w:r>
+        <w:rPr>
+          <w:rFonts w:ascii="Consolas" w:hAnsi="Consolas" w:eastAsia="Consolas" w:cs="Consolas"/>
+          <w:sz w:val="20"/>
+        </w:rPr>
+        <w:t xml:space="preserve">onsctl debug</w:t>
+      </w:r>
+      <w:r>
+        <w:rPr>
+          <w:rFonts w:ascii="맑은 고딕" w:hAnsi="맑은 고딕" w:eastAsia="맑은 고딕"/>
+          <w:sz w:val="21"/>
+        </w:rPr>
+        <w:t xml:space="preserve"> 의 Servers 절과 DEFER — 상대를 잡고 있고 밀린 것이 없는가.</w:t>
       </w:r>
     </w:p>
     <w:p>
@@ -1804,7 +3617,21 @@
           <w:rFonts w:ascii="맑은 고딕" w:hAnsi="맑은 고딕" w:eastAsia="맑은 고딕"/>
           <w:sz w:val="21"/>
         </w:rPr>
-        <w:t>매일 `srvctl status service -d racdb` — 모든 서비스가 도는가.</w:t>
+        <w:t xml:space="preserve">매일 </w:t>
+      </w:r>
+      <w:r>
+        <w:rPr>
+          <w:rFonts w:ascii="Consolas" w:hAnsi="Consolas" w:eastAsia="Consolas" w:cs="Consolas"/>
+          <w:sz w:val="20"/>
+        </w:rPr>
+        <w:t xml:space="preserve">srvctl status service -d racdb</w:t>
+      </w:r>
+      <w:r>
+        <w:rPr>
+          <w:rFonts w:ascii="맑은 고딕" w:hAnsi="맑은 고딕" w:eastAsia="맑은 고딕"/>
+          <w:sz w:val="21"/>
+        </w:rPr>
+        <w:t xml:space="preserve"> — 모든 서비스가 도는가.</w:t>
       </w:r>
     </w:p>
     <w:p>
@@ -1813,7 +3640,21 @@
           <w:rFonts w:ascii="맑은 고딕" w:hAnsi="맑은 고딕" w:eastAsia="맑은 고딕"/>
           <w:sz w:val="21"/>
         </w:rPr>
-        <w:t>매일 status 와 `srvctl config service` 의 Preferred 비교 — 선호 인스턴스에 있는가. 장애 후 복귀를 빠뜨린 것을 잡아 준다.</w:t>
+        <w:t xml:space="preserve">매일 status 와 </w:t>
+      </w:r>
+      <w:r>
+        <w:rPr>
+          <w:rFonts w:ascii="Consolas" w:hAnsi="Consolas" w:eastAsia="Consolas" w:cs="Consolas"/>
+          <w:sz w:val="20"/>
+        </w:rPr>
+        <w:t xml:space="preserve">srvctl config service</w:t>
+      </w:r>
+      <w:r>
+        <w:rPr>
+          <w:rFonts w:ascii="맑은 고딕" w:hAnsi="맑은 고딕" w:eastAsia="맑은 고딕"/>
+          <w:sz w:val="21"/>
+        </w:rPr>
+        <w:t xml:space="preserve"> 의 Preferred 비교 — 선호 인스턴스에 있는가. 장애 후 복귀를 빠뜨린 것을 잡아 준다.</w:t>
       </w:r>
     </w:p>
     <w:p>
@@ -1822,7 +3663,35 @@
           <w:rFonts w:ascii="맑은 고딕" w:hAnsi="맑은 고딕" w:eastAsia="맑은 고딕"/>
           <w:sz w:val="21"/>
         </w:rPr>
-        <w:t>주간 `srvctl config service` 와 `dba_services` 비교 — AC·부하 설정이 의도대로인가.</w:t>
+        <w:t xml:space="preserve">주간 </w:t>
+      </w:r>
+      <w:r>
+        <w:rPr>
+          <w:rFonts w:ascii="Consolas" w:hAnsi="Consolas" w:eastAsia="Consolas" w:cs="Consolas"/>
+          <w:sz w:val="20"/>
+        </w:rPr>
+        <w:t xml:space="preserve">srvctl config service</w:t>
+      </w:r>
+      <w:r>
+        <w:rPr>
+          <w:rFonts w:ascii="맑은 고딕" w:hAnsi="맑은 고딕" w:eastAsia="맑은 고딕"/>
+          <w:sz w:val="21"/>
+        </w:rPr>
+        <w:t xml:space="preserve"> 와 </w:t>
+      </w:r>
+      <w:r>
+        <w:rPr>
+          <w:rFonts w:ascii="Consolas" w:hAnsi="Consolas" w:eastAsia="Consolas" w:cs="Consolas"/>
+          <w:sz w:val="20"/>
+        </w:rPr>
+        <w:t xml:space="preserve">dba_services</w:t>
+      </w:r>
+      <w:r>
+        <w:rPr>
+          <w:rFonts w:ascii="맑은 고딕" w:hAnsi="맑은 고딕" w:eastAsia="맑은 고딕"/>
+          <w:sz w:val="21"/>
+        </w:rPr>
+        <w:t xml:space="preserve"> 비교 — AC·부하 설정이 의도대로인가.</w:t>
       </w:r>
     </w:p>
     <w:p>
@@ -1831,7 +3700,21 @@
           <w:rFonts w:ascii="맑은 고딕" w:hAnsi="맑은 고딕" w:eastAsia="맑은 고딕"/>
           <w:sz w:val="21"/>
         </w:rPr>
-        <w:t>변경 후 `V$SESSION` 의 failover_type — 실제로 협상된 값이 설정과 맞는가.</w:t>
+        <w:t xml:space="preserve">변경 후 </w:t>
+      </w:r>
+      <w:r>
+        <w:rPr>
+          <w:rFonts w:ascii="Consolas" w:hAnsi="Consolas" w:eastAsia="Consolas" w:cs="Consolas"/>
+          <w:sz w:val="20"/>
+        </w:rPr>
+        <w:t xml:space="preserve">V$SESSION</w:t>
+      </w:r>
+      <w:r>
+        <w:rPr>
+          <w:rFonts w:ascii="맑은 고딕" w:hAnsi="맑은 고딕" w:eastAsia="맑은 고딕"/>
+          <w:sz w:val="21"/>
+        </w:rPr>
+        <w:t xml:space="preserve"> 의 failover_type — 실제로 협상된 값이 설정과 맞는가.</w:t>
       </w:r>
     </w:p>
     <w:p>
@@ -1849,7 +3732,21 @@
           <w:rFonts w:ascii="맑은 고딕" w:hAnsi="맑은 고딕" w:eastAsia="맑은 고딕"/>
           <w:sz w:val="21"/>
         </w:rPr>
-        <w:t>매일 `srvctl status database -d racdb -v` — 두 인스턴스가 Open 이고 서비스 배치가 함께 보인다.</w:t>
+        <w:t xml:space="preserve">매일 </w:t>
+      </w:r>
+      <w:r>
+        <w:rPr>
+          <w:rFonts w:ascii="Consolas" w:hAnsi="Consolas" w:eastAsia="Consolas" w:cs="Consolas"/>
+          <w:sz w:val="20"/>
+        </w:rPr>
+        <w:t xml:space="preserve">srvctl status database -d racdb -v</w:t>
+      </w:r>
+      <w:r>
+        <w:rPr>
+          <w:rFonts w:ascii="맑은 고딕" w:hAnsi="맑은 고딕" w:eastAsia="맑은 고딕"/>
+          <w:sz w:val="21"/>
+        </w:rPr>
+        <w:t xml:space="preserve"> — 두 인스턴스가 Open 이고 서비스 배치가 함께 보인다.</w:t>
       </w:r>
     </w:p>
     <w:p>
@@ -1858,7 +3755,35 @@
           <w:rFonts w:ascii="맑은 고딕" w:hAnsi="맑은 고딕" w:eastAsia="맑은 고딕"/>
           <w:sz w:val="21"/>
         </w:rPr>
-        <w:t>주간 SPFILE 항목 수와 `*.`/`sid.` 표기 — 위험한 값이 들어가 있지 않은가.</w:t>
+        <w:t xml:space="preserve">주간 SPFILE 항목 수와 </w:t>
+      </w:r>
+      <w:r>
+        <w:rPr>
+          <w:rFonts w:ascii="Consolas" w:hAnsi="Consolas" w:eastAsia="Consolas" w:cs="Consolas"/>
+          <w:sz w:val="20"/>
+        </w:rPr>
+        <w:t xml:space="preserve">*.</w:t>
+      </w:r>
+      <w:r>
+        <w:rPr>
+          <w:rFonts w:ascii="맑은 고딕" w:hAnsi="맑은 고딕" w:eastAsia="맑은 고딕"/>
+          <w:sz w:val="21"/>
+        </w:rPr>
+        <w:t xml:space="preserve">/</w:t>
+      </w:r>
+      <w:r>
+        <w:rPr>
+          <w:rFonts w:ascii="Consolas" w:hAnsi="Consolas" w:eastAsia="Consolas" w:cs="Consolas"/>
+          <w:sz w:val="20"/>
+        </w:rPr>
+        <w:t xml:space="preserve">sid.</w:t>
+      </w:r>
+      <w:r>
+        <w:rPr>
+          <w:rFonts w:ascii="맑은 고딕" w:hAnsi="맑은 고딕" w:eastAsia="맑은 고딕"/>
+          <w:sz w:val="21"/>
+        </w:rPr>
+        <w:t xml:space="preserve"> 표기 — 위험한 값이 들어가 있지 않은가.</w:t>
       </w:r>
     </w:p>
     <w:p>
@@ -1876,7 +3801,21 @@
           <w:rFonts w:ascii="맑은 고딕" w:hAnsi="맑은 고딕" w:eastAsia="맑은 고딕"/>
           <w:sz w:val="21"/>
         </w:rPr>
-        <w:t>매일 `select group#, thread#, status from v$log` — 스레드마다 CURRENT 가 정확히 하나.</w:t>
+        <w:t xml:space="preserve">매일 </w:t>
+      </w:r>
+      <w:r>
+        <w:rPr>
+          <w:rFonts w:ascii="Consolas" w:hAnsi="Consolas" w:eastAsia="Consolas" w:cs="Consolas"/>
+          <w:sz w:val="20"/>
+        </w:rPr>
+        <w:t xml:space="preserve">select group#, thread#, status from v$log</w:t>
+      </w:r>
+      <w:r>
+        <w:rPr>
+          <w:rFonts w:ascii="맑은 고딕" w:hAnsi="맑은 고딕" w:eastAsia="맑은 고딕"/>
+          <w:sz w:val="21"/>
+        </w:rPr>
+        <w:t xml:space="preserve"> — 스레드마다 CURRENT 가 정확히 하나.</w:t>
       </w:r>
     </w:p>
     <w:p>
@@ -1894,7 +3833,21 @@
           <w:rFonts w:ascii="맑은 고딕" w:hAnsi="맑은 고딕" w:eastAsia="맑은 고딕"/>
           <w:sz w:val="21"/>
         </w:rPr>
-        <w:t>주간 `select thread#, count(*) from v$log group by thread#` — 스레드마다 둘 이상.</w:t>
+        <w:t xml:space="preserve">주간 </w:t>
+      </w:r>
+      <w:r>
+        <w:rPr>
+          <w:rFonts w:ascii="Consolas" w:hAnsi="Consolas" w:eastAsia="Consolas" w:cs="Consolas"/>
+          <w:sz w:val="20"/>
+        </w:rPr>
+        <w:t xml:space="preserve">select thread#, count(*) from v$log group by thread#</w:t>
+      </w:r>
+      <w:r>
+        <w:rPr>
+          <w:rFonts w:ascii="맑은 고딕" w:hAnsi="맑은 고딕" w:eastAsia="맑은 고딕"/>
+          <w:sz w:val="21"/>
+        </w:rPr>
+        <w:t xml:space="preserve"> — 스레드마다 둘 이상.</w:t>
       </w:r>
     </w:p>
     <w:p>
@@ -1903,7 +3856,21 @@
           <w:rFonts w:ascii="맑은 고딕" w:hAnsi="맑은 고딕" w:eastAsia="맑은 고딕"/>
           <w:sz w:val="21"/>
         </w:rPr>
-        <w:t>주간 `select inst_id, total_blocks, used_blocks from gv$sort_segment` — 인스턴스별 임시 공간 균형.</w:t>
+        <w:t xml:space="preserve">주간 </w:t>
+      </w:r>
+      <w:r>
+        <w:rPr>
+          <w:rFonts w:ascii="Consolas" w:hAnsi="Consolas" w:eastAsia="Consolas" w:cs="Consolas"/>
+          <w:sz w:val="20"/>
+        </w:rPr>
+        <w:t xml:space="preserve">select inst_id, total_blocks, used_blocks from gv$sort_segment</w:t>
+      </w:r>
+      <w:r>
+        <w:rPr>
+          <w:rFonts w:ascii="맑은 고딕" w:hAnsi="맑은 고딕" w:eastAsia="맑은 고딕"/>
+          <w:sz w:val="21"/>
+        </w:rPr>
+        <w:t xml:space="preserve"> — 인스턴스별 임시 공간 균형.</w:t>
       </w:r>
     </w:p>
     <w:p>
